--- a/iirs_daily_space_digest_07_05_2026.docx
+++ b/iirs_daily_space_digest_07_05_2026.docx
@@ -50,7 +50,131 @@
           <w:b/>
           <w:sz w:val="26"/>
         </w:rPr>
-        <w:t>1. ISRO expanding student participation in space missions, 11 student satellites already launched: Jitendra Singh - DD News</w:t>
+        <w:t>1. Blue Origin's cargo Moon lander moves closer to launch after Nasa testing</w:t>
+      </w:r>
+    </w:p>
+    <w:p>
+      <w:pPr>
+        <w:spacing w:after="60"/>
+      </w:pPr>
+      <w:r>
+        <w:rPr>
+          <w:rFonts w:ascii="Times New Roman" w:hAnsi="Times New Roman"/>
+          <w:i/>
+          <w:sz w:val="20"/>
+        </w:rPr>
+        <w:t>Science | The Indian Express</w:t>
+      </w:r>
+    </w:p>
+    <w:p>
+      <w:pPr>
+        <w:spacing w:after="80"/>
+        <w:jc w:val="left"/>
+      </w:pPr>
+      <w:hyperlink r:id="rId10">
+        <w:r>
+          <w:rPr>
+            <w:color w:val="0000FF"/>
+            <w:u w:val="single"/>
+          </w:rPr>
+          <w:t>Read more</w:t>
+        </w:r>
+      </w:hyperlink>
+    </w:p>
+    <w:p>
+      <w:pPr>
+        <w:spacing w:after="120"/>
+        <w:jc w:val="center"/>
+      </w:pPr>
+      <w:r>
+        <w:drawing>
+          <wp:inline xmlns:a="http://schemas.openxmlformats.org/drawingml/2006/main" xmlns:pic="http://schemas.openxmlformats.org/drawingml/2006/picture">
+            <wp:extent cx="4389120" cy="2468880"/>
+            <wp:docPr id="1" name="Picture 1"/>
+            <wp:cNvGraphicFramePr>
+              <a:graphicFrameLocks noChangeAspect="1"/>
+            </wp:cNvGraphicFramePr>
+            <a:graphic>
+              <a:graphicData uri="http://schemas.openxmlformats.org/drawingml/2006/picture">
+                <pic:pic>
+                  <pic:nvPicPr>
+                    <pic:cNvPr id="0" name="image.jpg"/>
+                    <pic:cNvPicPr/>
+                  </pic:nvPicPr>
+                  <pic:blipFill>
+                    <a:blip r:embed="rId11"/>
+                    <a:stretch>
+                      <a:fillRect/>
+                    </a:stretch>
+                  </pic:blipFill>
+                  <pic:spPr>
+                    <a:xfrm>
+                      <a:off x="0" y="0"/>
+                      <a:ext cx="4389120" cy="2468880"/>
+                    </a:xfrm>
+                    <a:prstGeom prst="rect"/>
+                  </pic:spPr>
+                </pic:pic>
+              </a:graphicData>
+            </a:graphic>
+          </wp:inline>
+        </w:drawing>
+      </w:r>
+    </w:p>
+    <w:p>
+      <w:pPr>
+        <w:sectPr>
+          <w:footerReference w:type="default" r:id="rId9"/>
+          <w:pgSz w:w="12240" w:h="15840"/>
+          <w:pgMar w:top="864" w:right="1008" w:bottom="864" w:left="1008" w:header="720" w:footer="720" w:gutter="0"/>
+          <w:cols w:space="360" w:num="1"/>
+          <w:docGrid w:linePitch="360"/>
+        </w:sectPr>
+      </w:pPr>
+    </w:p>
+    <w:p>
+      <w:pPr>
+        <w:spacing w:after="80" w:line="264" w:lineRule="auto"/>
+        <w:jc w:val="both"/>
+      </w:pPr>
+      <w:r>
+        <w:rPr>
+          <w:rFonts w:ascii="Times New Roman" w:hAnsi="Times New Roman"/>
+          <w:sz w:val="21"/>
+        </w:rPr>
+        <w:t>This lander does not carry any crew but can deliver necessary cargo and other items to the Moon's surface. This unmanned craft is part of the effort aimed at achieving the goals set out by the Artemis program. (Image: Nasa)a Blue Origin has successfully completed a major round of testing for its lunar lander inside a specialised vacuum chamber at Nasa's Johnson Space Center, marking an important step towards future Moon missions. The spacecraft, known as Blue Moon Mark 1 (MK1) or "Endurance", underwent environmental testing inside Thermal Vacuum Chamber A, one of the largest facilities of its kind in the world. MK1 is subjected to the same conditions experienced in space, such as freezing cold temperatures and almost no air. What the test means The purpose of this test was simply to confirm that the lander could withstand the conditions in space and work effectively. Therefore, engineers managed to recreate the environmental conditions the lander would face on its way to the Moon.</w:t>
+      </w:r>
+    </w:p>
+    <w:p>
+      <w:pPr>
+        <w:sectPr>
+          <w:type w:val="continuous"/>
+          <w:pgSz w:w="12240" w:h="15840"/>
+          <w:pgMar w:top="864" w:right="1008" w:bottom="864" w:left="1008" w:header="720" w:footer="720" w:gutter="0"/>
+          <w:cols w:space="360" w:num="2"/>
+          <w:docGrid w:linePitch="360"/>
+        </w:sectPr>
+      </w:pPr>
+    </w:p>
+    <w:p>
+      <w:pPr>
+        <w:pBdr>
+          <w:bottom w:val="single" w:sz="6" w:space="6" w:color="A6A6A6"/>
+        </w:pBdr>
+      </w:pPr>
+    </w:p>
+    <w:p/>
+    <w:p>
+      <w:pPr>
+        <w:spacing w:after="60"/>
+      </w:pPr>
+      <w:r>
+        <w:rPr>
+          <w:rFonts w:ascii="Times New Roman" w:hAnsi="Times New Roman"/>
+          <w:b/>
+          <w:sz w:val="26"/>
+        </w:rPr>
+        <w:t>2. ISRO expanding student participation in space missions, 11 student satellites already launched: Jitendra Singh - DD News</w:t>
       </w:r>
     </w:p>
     <w:p>
@@ -71,7 +195,7 @@
         <w:spacing w:after="80"/>
         <w:jc w:val="left"/>
       </w:pPr>
-      <w:hyperlink r:id="rId10">
+      <w:hyperlink r:id="rId12">
         <w:r>
           <w:rPr>
             <w:color w:val="0000FF"/>
@@ -84,7 +208,7 @@
     <w:p>
       <w:pPr>
         <w:sectPr>
-          <w:footerReference w:type="default" r:id="rId9"/>
+          <w:type w:val="continuous"/>
           <w:pgSz w:w="12240" w:h="15840"/>
           <w:pgMar w:top="864" w:right="1008" w:bottom="864" w:left="1008" w:header="720" w:footer="720" w:gutter="0"/>
           <w:cols w:space="360" w:num="1"/>
@@ -134,7 +258,7 @@
           <w:b/>
           <w:sz w:val="26"/>
         </w:rPr>
-        <w:t>2. India aims to land astronauts on the Moon by 2040: Former ISRO chief - MSN</w:t>
+        <w:t>3. India aims to land astronauts on the Moon by 2040: Former ISRO chief - MSN</w:t>
       </w:r>
     </w:p>
     <w:p>
@@ -155,7 +279,7 @@
         <w:spacing w:after="80"/>
         <w:jc w:val="left"/>
       </w:pPr>
-      <w:hyperlink r:id="rId11">
+      <w:hyperlink r:id="rId13">
         <w:r>
           <w:rPr>
             <w:color w:val="0000FF"/>
@@ -218,7 +342,7 @@
           <w:b/>
           <w:sz w:val="26"/>
         </w:rPr>
-        <w:t>3. NASA-ISRO satellite maps Mexico City's rapid sinking as water crisis deepens - Smart Water Magazine</w:t>
+        <w:t>4. NASA-ISRO satellite maps Mexico City's rapid sinking as water crisis deepens - Smart Water Magazine</w:t>
       </w:r>
     </w:p>
     <w:p>
@@ -239,7 +363,7 @@
         <w:spacing w:after="80"/>
         <w:jc w:val="left"/>
       </w:pPr>
-      <w:hyperlink r:id="rId12">
+      <w:hyperlink r:id="rId14">
         <w:r>
           <w:rPr>
             <w:color w:val="0000FF"/>
@@ -270,7 +394,7 @@
           <w:rFonts w:ascii="Times New Roman" w:hAnsi="Times New Roman"/>
           <w:sz w:val="21"/>
         </w:rPr>
-        <w:t>New satellite data from NASA and the Indian Space Research Organisation (ISRO) has revealed that parts of Mexico City are sinking by several centimetres a month, highlighting the strain on the capital's water infrastructure and built environment. The findings come from the NISAR mission, a joint Earth observation project that uses synthetic aperture radar (SAR) to detect very small changes in surface elevation. Images captured between 25 October 2025 and 17 January 2026, during Mexico City's dry season, showed parts of the metropolitan area subsiding by more than 2 cm per month. Scientists say the sinking, known as land subsidence, is largely caused by more than a century of groundwater extraction from the aquifer beneath the city, combined with the weight of urban development. Mexico City was built on the bed of an ancient lake, and as water is drawn from the underlying soils, the soft clay sediments compress and the surface drops. The problem was first documented by an engineer in 1925, and during the 1990s and 2000s, some areas were sinking at around 35 centimetres per year - enough to crack pipes, distort roads and damage buildings, including parts of the Metro. NASA said the gradual but uneven ground movement has contributed to "fracturing roads, buildings, and water lines" across the metropolitan area. New data from NISAR show areas of Mexico City and its surroundings where subsidence of up to several centimetres per month (shown in blue) occurred between 25 October 2025 and 17 January 2026. These irregular and seemingly minor changes in elevation have accumulated over the decades, causing cracks in roads, buildings and water pipes. NASA/JPL-Caltech/David Bekaert NISAR, launched in July 2025, carries an L-band synthetic aperture radar - a long-wavelength sensor that can see through clouds and vegetation, and can monitor ground movement day or night. By comparing repeated radar passes over the same area, the mission can track subtle motion linked to subsidence, uplift, glacier flow and crop growth as it revisits each region several times a month. The map released by NASA shows the Benito Juárez International Airport near the centre of the imaged area. The Angel of Independence - the 36-metre monument on Paseo de la Reforma, built in 1910 to mark the centenary of Mexican independence - is highlighted as a visible indicator of long-term subsidence: 14 steps have been added to its base over the decades as the surrounding ground has sunk. "Mexico City is a well-known hot spot when it comes to subsidence, and images like this are just the beginning for NISAR," said David Bekaert, a project manager at the Flemish Institute for Technological Research (VITO) and a member of the NISAR science team. "We are going to witness a wave of new discoveries from around the world, given NISAR's unique sensing capabilities and constant global coverage." The metropolitan region, home to around 20 million people, has long struggled with water shortages, ageing infrastructure and flooding. Subsidence compounds those pressures by straining water pipes, drainage systems and transport networks, and pushing up the cost of maintaining buildings and roads. NISAR is the first satellite to carry two SAR instruments at different wavelengths. NASA's Jet Propulsion Laboratory, managed by Caltech, leads the US component of the mission and supplied the L-band radar and antenna reflector, while ISRO provided the spacecraft and the second, S-band radar.</w:t>
+        <w:t>NASA-ISRO satellite maps Mexico City's rapid sinking as water crisis deepens Smart Water Magazine</w:t>
       </w:r>
     </w:p>
     <w:p>
@@ -302,7 +426,7 @@
           <w:b/>
           <w:sz w:val="26"/>
         </w:rPr>
-        <w:t>4. Vidyarthi Vigyan Vari scheme: Maharashtra launches new programme for schools; top students to visit NASA and ISRO - Mid-day</w:t>
+        <w:t>5. Vidyarthi Vigyan Vari scheme: Maharashtra launches new programme for schools; top students to visit NASA and ISRO - Mid-day</w:t>
       </w:r>
     </w:p>
     <w:p>
@@ -323,7 +447,7 @@
         <w:spacing w:after="80"/>
         <w:jc w:val="left"/>
       </w:pPr>
-      <w:hyperlink r:id="rId13">
+      <w:hyperlink r:id="rId15">
         <w:r>
           <w:rPr>
             <w:color w:val="0000FF"/>
@@ -392,7 +516,7 @@
           <w:b/>
           <w:sz w:val="26"/>
         </w:rPr>
-        <w:t>5. ISRO to open Gaganyaan astronaut selection to civilians as India expands space plans - MSN</w:t>
+        <w:t>6. ISRO to open Gaganyaan astronaut selection to civilians as India expands space plans - MSN</w:t>
       </w:r>
     </w:p>
     <w:p>
@@ -413,7 +537,7 @@
         <w:spacing w:after="80"/>
         <w:jc w:val="left"/>
       </w:pPr>
-      <w:hyperlink r:id="rId11">
+      <w:hyperlink r:id="rId13">
         <w:r>
           <w:rPr>
             <w:color w:val="0000FF"/>
@@ -476,90 +600,6 @@
           <w:b/>
           <w:sz w:val="26"/>
         </w:rPr>
-        <w:t>6. ISRO completes preliminary design review of Venus Orbiter Mission - MSN</w:t>
-      </w:r>
-    </w:p>
-    <w:p>
-      <w:pPr>
-        <w:spacing w:after="60"/>
-      </w:pPr>
-      <w:r>
-        <w:rPr>
-          <w:rFonts w:ascii="Times New Roman" w:hAnsi="Times New Roman"/>
-          <w:i/>
-          <w:sz w:val="20"/>
-        </w:rPr>
-        <w:t>"ISRO OR NRSC OR IIRS after:2026-05-06" - Google News</w:t>
-      </w:r>
-    </w:p>
-    <w:p>
-      <w:pPr>
-        <w:spacing w:after="80"/>
-        <w:jc w:val="left"/>
-      </w:pPr>
-      <w:hyperlink r:id="rId11">
-        <w:r>
-          <w:rPr>
-            <w:color w:val="0000FF"/>
-            <w:u w:val="single"/>
-          </w:rPr>
-          <w:t>Read more</w:t>
-        </w:r>
-      </w:hyperlink>
-    </w:p>
-    <w:p>
-      <w:pPr>
-        <w:sectPr>
-          <w:type w:val="continuous"/>
-          <w:pgSz w:w="12240" w:h="15840"/>
-          <w:pgMar w:top="864" w:right="1008" w:bottom="864" w:left="1008" w:header="720" w:footer="720" w:gutter="0"/>
-          <w:cols w:space="360" w:num="1"/>
-          <w:docGrid w:linePitch="360"/>
-        </w:sectPr>
-      </w:pPr>
-    </w:p>
-    <w:p>
-      <w:pPr>
-        <w:spacing w:after="80" w:line="264" w:lineRule="auto"/>
-        <w:jc w:val="both"/>
-      </w:pPr>
-      <w:r>
-        <w:rPr>
-          <w:rFonts w:ascii="Times New Roman" w:hAnsi="Times New Roman"/>
-          <w:sz w:val="21"/>
-        </w:rPr>
-        <w:t>ISRO completes preliminary design review of Venus Orbiter Mission MSN</w:t>
-      </w:r>
-    </w:p>
-    <w:p>
-      <w:pPr>
-        <w:sectPr>
-          <w:type w:val="continuous"/>
-          <w:pgSz w:w="12240" w:h="15840"/>
-          <w:pgMar w:top="864" w:right="1008" w:bottom="864" w:left="1008" w:header="720" w:footer="720" w:gutter="0"/>
-          <w:cols w:space="360" w:num="2"/>
-          <w:docGrid w:linePitch="360"/>
-        </w:sectPr>
-      </w:pPr>
-    </w:p>
-    <w:p>
-      <w:pPr>
-        <w:pBdr>
-          <w:bottom w:val="single" w:sz="6" w:space="6" w:color="A6A6A6"/>
-        </w:pBdr>
-      </w:pPr>
-    </w:p>
-    <w:p/>
-    <w:p>
-      <w:pPr>
-        <w:spacing w:after="60"/>
-      </w:pPr>
-      <w:r>
-        <w:rPr>
-          <w:rFonts w:ascii="Times New Roman" w:hAnsi="Times New Roman"/>
-          <w:b/>
-          <w:sz w:val="26"/>
-        </w:rPr>
         <w:t>7. Webb &amp; Hubble find massive star clusters emerge faster</w:t>
       </w:r>
     </w:p>
@@ -581,7 +621,7 @@
         <w:spacing w:after="80"/>
         <w:jc w:val="left"/>
       </w:pPr>
-      <w:hyperlink r:id="rId14">
+      <w:hyperlink r:id="rId16">
         <w:r>
           <w:rPr>
             <w:color w:val="0000FF"/>
@@ -600,7 +640,7 @@
         <w:drawing>
           <wp:inline xmlns:a="http://schemas.openxmlformats.org/drawingml/2006/main" xmlns:pic="http://schemas.openxmlformats.org/drawingml/2006/picture">
             <wp:extent cx="4389120" cy="2091902"/>
-            <wp:docPr id="1" name="Picture 1"/>
+            <wp:docPr id="2" name="Picture 2"/>
             <wp:cNvGraphicFramePr>
               <a:graphicFrameLocks noChangeAspect="1"/>
             </wp:cNvGraphicFramePr>
@@ -612,7 +652,7 @@
                     <pic:cNvPicPr/>
                   </pic:nvPicPr>
                   <pic:blipFill>
-                    <a:blip r:embed="rId15"/>
+                    <a:blip r:embed="rId17"/>
                     <a:stretch>
                       <a:fillRect/>
                     </a:stretch>
@@ -705,7 +745,7 @@
         <w:spacing w:after="80"/>
         <w:jc w:val="left"/>
       </w:pPr>
-      <w:hyperlink r:id="rId16">
+      <w:hyperlink r:id="rId18">
         <w:r>
           <w:rPr>
             <w:color w:val="0000FF"/>
@@ -795,7 +835,7 @@
         <w:spacing w:after="80"/>
         <w:jc w:val="left"/>
       </w:pPr>
-      <w:hyperlink r:id="rId18">
+      <w:hyperlink r:id="rId20">
         <w:r>
           <w:rPr>
             <w:color w:val="0000FF"/>
@@ -814,7 +854,7 @@
         <w:drawing>
           <wp:inline xmlns:a="http://schemas.openxmlformats.org/drawingml/2006/main" xmlns:pic="http://schemas.openxmlformats.org/drawingml/2006/picture">
             <wp:extent cx="4389120" cy="2468880"/>
-            <wp:docPr id="2" name="Picture 2"/>
+            <wp:docPr id="3" name="Picture 3"/>
             <wp:cNvGraphicFramePr>
               <a:graphicFrameLocks noChangeAspect="1"/>
             </wp:cNvGraphicFramePr>
@@ -826,7 +866,7 @@
                     <pic:cNvPicPr/>
                   </pic:nvPicPr>
                   <pic:blipFill>
-                    <a:blip r:embed="rId19"/>
+                    <a:blip r:embed="rId21"/>
                     <a:stretch>
                       <a:fillRect/>
                     </a:stretch>
@@ -919,7 +959,7 @@
         <w:spacing w:after="80"/>
         <w:jc w:val="left"/>
       </w:pPr>
-      <w:hyperlink r:id="rId20">
+      <w:hyperlink r:id="rId22">
         <w:r>
           <w:rPr>
             <w:color w:val="0000FF"/>
@@ -938,7 +978,7 @@
         <w:drawing>
           <wp:inline xmlns:a="http://schemas.openxmlformats.org/drawingml/2006/main" xmlns:pic="http://schemas.openxmlformats.org/drawingml/2006/picture">
             <wp:extent cx="4389120" cy="4389120"/>
-            <wp:docPr id="3" name="Picture 3"/>
+            <wp:docPr id="4" name="Picture 4"/>
             <wp:cNvGraphicFramePr>
               <a:graphicFrameLocks noChangeAspect="1"/>
             </wp:cNvGraphicFramePr>
@@ -950,7 +990,7 @@
                     <pic:cNvPicPr/>
                   </pic:nvPicPr>
                   <pic:blipFill>
-                    <a:blip r:embed="rId21"/>
+                    <a:blip r:embed="rId23"/>
                     <a:stretch>
                       <a:fillRect/>
                     </a:stretch>
@@ -1043,7 +1083,7 @@
         <w:spacing w:after="80"/>
         <w:jc w:val="left"/>
       </w:pPr>
-      <w:hyperlink r:id="rId22">
+      <w:hyperlink r:id="rId24">
         <w:r>
           <w:rPr>
             <w:color w:val="0000FF"/>
@@ -1062,7 +1102,7 @@
         <w:drawing>
           <wp:inline xmlns:a="http://schemas.openxmlformats.org/drawingml/2006/main" xmlns:pic="http://schemas.openxmlformats.org/drawingml/2006/picture">
             <wp:extent cx="4389120" cy="4389120"/>
-            <wp:docPr id="4" name="Picture 4"/>
+            <wp:docPr id="5" name="Picture 5"/>
             <wp:cNvGraphicFramePr>
               <a:graphicFrameLocks noChangeAspect="1"/>
             </wp:cNvGraphicFramePr>
@@ -1074,7 +1114,7 @@
                     <pic:cNvPicPr/>
                   </pic:nvPicPr>
                   <pic:blipFill>
-                    <a:blip r:embed="rId23"/>
+                    <a:blip r:embed="rId25"/>
                     <a:stretch>
                       <a:fillRect/>
                     </a:stretch>
@@ -1167,7 +1207,7 @@
         <w:spacing w:after="80"/>
         <w:jc w:val="left"/>
       </w:pPr>
-      <w:hyperlink r:id="rId24">
+      <w:hyperlink r:id="rId26">
         <w:r>
           <w:rPr>
             <w:color w:val="0000FF"/>
@@ -1186,7 +1226,7 @@
         <w:drawing>
           <wp:inline xmlns:a="http://schemas.openxmlformats.org/drawingml/2006/main" xmlns:pic="http://schemas.openxmlformats.org/drawingml/2006/picture">
             <wp:extent cx="4389120" cy="4389120"/>
-            <wp:docPr id="5" name="Picture 5"/>
+            <wp:docPr id="6" name="Picture 6"/>
             <wp:cNvGraphicFramePr>
               <a:graphicFrameLocks noChangeAspect="1"/>
             </wp:cNvGraphicFramePr>
@@ -1198,7 +1238,7 @@
                     <pic:cNvPicPr/>
                   </pic:nvPicPr>
                   <pic:blipFill>
-                    <a:blip r:embed="rId25"/>
+                    <a:blip r:embed="rId27"/>
                     <a:stretch>
                       <a:fillRect/>
                     </a:stretch>
@@ -1291,7 +1331,7 @@
         <w:spacing w:after="80"/>
         <w:jc w:val="left"/>
       </w:pPr>
-      <w:hyperlink r:id="rId26">
+      <w:hyperlink r:id="rId28">
         <w:r>
           <w:rPr>
             <w:color w:val="0000FF"/>

--- a/iirs_daily_space_digest_07_05_2026.docx
+++ b/iirs_daily_space_digest_07_05_2026.docx
@@ -394,7 +394,7 @@
           <w:rFonts w:ascii="Times New Roman" w:hAnsi="Times New Roman"/>
           <w:sz w:val="21"/>
         </w:rPr>
-        <w:t>NASA-ISRO satellite maps Mexico City's rapid sinking as water crisis deepens Smart Water Magazine</w:t>
+        <w:t>New satellite data from NASA and the Indian Space Research Organisation (ISRO) has revealed that parts of Mexico City are sinking by several centimetres a month, highlighting the strain on the capital's water infrastructure and built environment. The findings come from the NISAR mission, a joint Earth observation project that uses synthetic aperture radar (SAR) to detect very small changes in surface elevation. Images captured between 25 October 2025 and 17 January 2026, during Mexico City's dry season, showed parts of the metropolitan area subsiding by more than 2 cm per month. Scientists say the sinking, known as land subsidence, is largely caused by more than a century of groundwater extraction from the aquifer beneath the city, combined with the weight of urban development. Mexico City was built on the bed of an ancient lake, and as water is drawn from the underlying soils, the soft clay sediments compress and the surface drops. The problem was first documented by an engineer in 1925, and during the 1990s and 2000s, some areas were sinking at around 35 centimetres per year - enough to crack pipes, distort roads and damage buildings, including parts of the Metro. NASA said the gradual but uneven ground movement has contributed to "fracturing roads, buildings, and water lines" across the metropolitan area. New data from NISAR show areas of Mexico City and its surroundings where subsidence of up to several centimetres per month (shown in blue) occurred between 25 October 2025 and 17 January 2026. These irregular and seemingly minor changes in elevation have accumulated over the decades, causing cracks in roads, buildings and water pipes. NASA/JPL-Caltech/David Bekaert NISAR, launched in July 2025, carries an L-band synthetic aperture radar - a long-wavelength sensor that can see through clouds and vegetation, and can monitor ground movement day or night. By comparing repeated radar passes over the same area, the mission can track subtle motion linked to subsidence, uplift, glacier flow and crop growth as it revisits each region several times a month. The map released by NASA shows the Benito Juárez International Airport near the centre of the imaged area. The Angel of Independence - the 36-metre monument on Paseo de la Reforma, built in 1910 to mark the centenary of Mexican independence - is highlighted as a visible indicator of long-term subsidence: 14 steps have been added to its base over the decades as the surrounding ground has sunk. "Mexico City is a well-known hot spot when it comes to subsidence, and images like this are just the beginning for NISAR," said David Bekaert, a project manager at the Flemish Institute for Technological Research (VITO) and a member of the NISAR science team. "We are going to witness a wave of new discoveries from around the world, given NISAR's unique sensing capabilities and constant global coverage." The metropolitan region, home to around 20 million people, has long struggled with water shortages, ageing infrastructure and flooding. Subsidence compounds those pressures by straining water pipes, drainage systems and transport networks, and pushing up the cost of maintaining buildings and roads. NISAR is the first satellite to carry two SAR instruments at different wavelengths. NASA's Jet Propulsion Laboratory, managed by Caltech, leads the US component of the mission and supplied the L-band radar and antenna reflector, while ISRO provided the spacecraft and the second, S-band radar.</w:t>
       </w:r>
     </w:p>
     <w:p>

--- a/iirs_daily_space_digest_07_05_2026.docx
+++ b/iirs_daily_space_digest_07_05_2026.docx
@@ -394,7 +394,7 @@
           <w:rFonts w:ascii="Times New Roman" w:hAnsi="Times New Roman"/>
           <w:sz w:val="21"/>
         </w:rPr>
-        <w:t>New satellite data from NASA and the Indian Space Research Organisation (ISRO) has revealed that parts of Mexico City are sinking by several centimetres a month, highlighting the strain on the capital's water infrastructure and built environment. The findings come from the NISAR mission, a joint Earth observation project that uses synthetic aperture radar (SAR) to detect very small changes in surface elevation. Images captured between 25 October 2025 and 17 January 2026, during Mexico City's dry season, showed parts of the metropolitan area subsiding by more than 2 cm per month. Scientists say the sinking, known as land subsidence, is largely caused by more than a century of groundwater extraction from the aquifer beneath the city, combined with the weight of urban development. Mexico City was built on the bed of an ancient lake, and as water is drawn from the underlying soils, the soft clay sediments compress and the surface drops. The problem was first documented by an engineer in 1925, and during the 1990s and 2000s, some areas were sinking at around 35 centimetres per year - enough to crack pipes, distort roads and damage buildings, including parts of the Metro. NASA said the gradual but uneven ground movement has contributed to "fracturing roads, buildings, and water lines" across the metropolitan area. New data from NISAR show areas of Mexico City and its surroundings where subsidence of up to several centimetres per month (shown in blue) occurred between 25 October 2025 and 17 January 2026. These irregular and seemingly minor changes in elevation have accumulated over the decades, causing cracks in roads, buildings and water pipes. NASA/JPL-Caltech/David Bekaert NISAR, launched in July 2025, carries an L-band synthetic aperture radar - a long-wavelength sensor that can see through clouds and vegetation, and can monitor ground movement day or night. By comparing repeated radar passes over the same area, the mission can track subtle motion linked to subsidence, uplift, glacier flow and crop growth as it revisits each region several times a month. The map released by NASA shows the Benito Juárez International Airport near the centre of the imaged area. The Angel of Independence - the 36-metre monument on Paseo de la Reforma, built in 1910 to mark the centenary of Mexican independence - is highlighted as a visible indicator of long-term subsidence: 14 steps have been added to its base over the decades as the surrounding ground has sunk. "Mexico City is a well-known hot spot when it comes to subsidence, and images like this are just the beginning for NISAR," said David Bekaert, a project manager at the Flemish Institute for Technological Research (VITO) and a member of the NISAR science team. "We are going to witness a wave of new discoveries from around the world, given NISAR's unique sensing capabilities and constant global coverage." The metropolitan region, home to around 20 million people, has long struggled with water shortages, ageing infrastructure and flooding. Subsidence compounds those pressures by straining water pipes, drainage systems and transport networks, and pushing up the cost of maintaining buildings and roads. NISAR is the first satellite to carry two SAR instruments at different wavelengths. NASA's Jet Propulsion Laboratory, managed by Caltech, leads the US component of the mission and supplied the L-band radar and antenna reflector, while ISRO provided the spacecraft and the second, S-band radar.</w:t>
+        <w:t>NASA-ISRO satellite maps Mexico City's rapid sinking as water crisis deepens Smart Water Magazine</w:t>
       </w:r>
     </w:p>
     <w:p>
@@ -516,7 +516,7 @@
           <w:b/>
           <w:sz w:val="26"/>
         </w:rPr>
-        <w:t>6. ISRO to open Gaganyaan astronaut selection to civilians as India expands space plans - MSN</w:t>
+        <w:t>6. ISRO provides updates on planned planetary exploration missions - MSN</w:t>
       </w:r>
     </w:p>
     <w:p>
@@ -568,7 +568,7 @@
           <w:rFonts w:ascii="Times New Roman" w:hAnsi="Times New Roman"/>
           <w:sz w:val="21"/>
         </w:rPr>
-        <w:t>ISRO to open Gaganyaan astronaut selection to civilians as India expands space plans MSN</w:t>
+        <w:t>ISRO provides updates on planned planetary exploration missions MSN</w:t>
       </w:r>
     </w:p>
     <w:p>
@@ -692,7 +692,7 @@
           <w:rFonts w:ascii="Times New Roman" w:hAnsi="Times New Roman"/>
           <w:sz w:val="21"/>
         </w:rPr>
-        <w:t>Science &amp; Exploration Webb &amp; Hubble find massive star clusters emerge faster 06/05/2026 1380 views 27 likes Astronomers using the NASA/ESA/CSA James Webb Space Telescope together with the NASA/ESA Hubble Space Telescope have looked deeply at thousands of young star clusters in four nearby galaxies, studying clusters at different stages of evolution. Their findings show that more massive star clusters emerge more quickly from the clouds they are born in, clearing away gas and filling the galaxy with ultraviolet light. The result gives us a better understanding of star formation in galaxies, as well as how and where planets can form. Star-forming regions in M51 Astronomers have long known that understanding how star clusters come to be is key to unlocking other secrets of galactic evolution. Stars form in clusters, created when clouds of gas collapse under gravity. As more and more stars are born in a collapsing cloud, strong stellar winds, harsh ultraviolet radiation and the supernova explosions of massive stars eventually disperse the cloud, ending star formation before all the gas is used up. Once the cloud of gas a star cluster was born in is gone, its light can bear down on other star-forming regions in the galaxy, too. This process is called stellar feedback, and it means that most of the gas in a galaxy never gets used for star formation. Researching how star clusters develop, then, can answer questions about star formation at a galactic scale. Studies of the closest star-forming regions, in the Milky Way galaxy and the dwarf galaxies that orbit it, allow us to dissect star clusters in the smallest details, but our position in the disc of our galaxy means only a few such regions are visible to us. By observing nearby galaxies, astronomers can survey thousands of star-forming regions and characterise entire populations of star clusters at many stages of evolution - a feat made possible with the launch of space telescopes, most prominently the NASA/ESA Hubble Space Telescope. Both kinds of investigation are necessary to truly understand how star formation takes place in galaxies. Star-forming region in M51 (close-up) The continuous development of infrared astronomy has allowed us to pull back the gaseous curtains that still hide the youngest star clusters and learn about the earliest stages of their development, but some subjects still puzzle researchers. For instance: when a star cluster forms, what determines how long it takes to disperse its natal cloud and begin radiating ultraviolet light out into the galaxy? Now, the state of the art has been further developed with both Hubble and Webb working together to provide a broad-spectrum view of thousands of young star clusters. An international team of astronomers has pored over images of four nearby galaxies - Messier 51, Messier 83, NGC 4449, and NGC 628 - from the FEAST observing programme (#1783), trying to solve this mystery. Their results, published today in Nature Astronomy, show that it is the most massive star clusters that clear away their gaseous shroud the fastest, and begin lighting their galaxy the earliest. The team identified nearly 9000 star clusters in the four galaxies in different evolutionary stages: young clusters just starting to emerge from their natal clouds of gas, clusters that had partially dispersed the gas (both from Webb images), and fully unobstructed clusters visible in optical light (found in Hubble images). With Webb's ability to peer inside the gas clouds, they were able to then estimate the mass and age of each cluster from its light spectrum. The most massive clusters had fully emerged and dispersed the clouds of gas after around five million years, while less massive clusters were between seven and eight million years old when they emerged from their nurseries. Answering this open question of which star clusters clear away their birth clouds the fastest advances our understanding of galaxy formation. "Simulations of star formation and stellar feedback have struggled to reproduce how star clusters form and emerge from their natal clouds. These results give us important new constraints on that process," explained Angela Adamo of Stockholm University and the Oskar Klein Centre in Sweden, a lead author on the study and PI of the FEAST programme. Nearby star-forming FEAST galaxies Massive star clusters with their abundances of hot stars naturally emit most of the ultraviolet light in galaxies, but this work confirms that they also get a head start on producing stellar feedback over lighter clusters. Knowing where and when this stellar feedback is strongest throughout the lifetime of a galaxy allows astronomers to better predict how star-forming fuel is pushed around the galaxy and therefore how stars, and star clusters, are likely to form. Our theories of how planets form are also impacted by this research. The faster gas is cleared away within a star cluster, the earlier protoplanetary discs around stars are exposed to harsh ultraviolet radiation from other stars, and the less opportunity they have to attract further gas from the nebula. This reduces the opportunities they have to grow dust and create planets. "This work brings together researchers simulating star formation and those working with observations, as well as groups researching planet formation," said Alex Pedrini, lead author, also of Stockholm University and the Oskar Klein Centre in Sweden. "Using Webb, we can look into the cradles of star clusters and connect planet formation to the cycle of star formation and stellar feedback." Location of star-forming region in M51 More information Webb is the largest, most powerful telescope ever launched into space. Under an international collaboration agreement, ESA provided the telescope's launch service, using the Ariane 5 launch vehicle. Working with partners, ESA was responsible for the development and qualification of Ariane 5 adaptations for the Webb mission and for the procurement of the launch service by Arianespace. ESA also provided the workhorse spectrograph NIRSpec and 50% of the mid-infrared instrument MIRI, which was designed and built by a consortium of nationally funded European Institutes (The MIRI European Consortium) in partnership with JPL and the University of Arizona. Webb is an international partnership between NASA, ESA and the Canadian Space Agency (CSA). Science paper Release on esawebb.org Contact: ESA Media relations media@esa.int</w:t>
+        <w:t>Science &amp; Exploration Webb &amp; Hubble find massive star clusters emerge faster 06/05/2026 1510 views 33 likes Astronomers using the NASA/ESA/CSA James Webb Space Telescope together with the NASA/ESA Hubble Space Telescope have looked deeply at thousands of young star clusters in four nearby galaxies, studying clusters at different stages of evolution. Their findings show that more massive star clusters emerge more quickly from the clouds they are born in, clearing away gas and filling the galaxy with ultraviolet light. The result gives us a better understanding of star formation in galaxies, as well as how and where planets can form. Star-forming regions in M51 Astronomers have long known that understanding how star clusters come to be is key to unlocking other secrets of galactic evolution. Stars form in clusters, created when clouds of gas collapse under gravity. As more and more stars are born in a collapsing cloud, strong stellar winds, harsh ultraviolet radiation and the supernova explosions of massive stars eventually disperse the cloud, ending star formation before all the gas is used up. Once the cloud of gas a star cluster was born in is gone, its light can bear down on other star-forming regions in the galaxy, too. This process is called stellar feedback, and it means that most of the gas in a galaxy never gets used for star formation. Researching how star clusters develop, then, can answer questions about star formation at a galactic scale. Studies of the closest star-forming regions, in the Milky Way galaxy and the dwarf galaxies that orbit it, allow us to dissect star clusters in the smallest details, but our position in the disc of our galaxy means only a few such regions are visible to us. By observing nearby galaxies, astronomers can survey thousands of star-forming regions and characterise entire populations of star clusters at many stages of evolution - a feat made possible with the launch of space telescopes, most prominently the NASA/ESA Hubble Space Telescope. Both kinds of investigation are necessary to truly understand how star formation takes place in galaxies. Star-forming region in M51 (close-up) The continuous development of infrared astronomy has allowed us to pull back the gaseous curtains that still hide the youngest star clusters and learn about the earliest stages of their development, but some subjects still puzzle researchers. For instance: when a star cluster forms, what determines how long it takes to disperse its natal cloud and begin radiating ultraviolet light out into the galaxy? Now, the state of the art has been further developed with both Hubble and Webb working together to provide a broad-spectrum view of thousands of young star clusters. An international team of astronomers has pored over images of four nearby galaxies - Messier 51, Messier 83, NGC 4449, and NGC 628 - from the FEAST observing programme (#1783), trying to solve this mystery. Their results, published today in Nature Astronomy, show that it is the most massive star clusters that clear away their gaseous shroud the fastest, and begin lighting their galaxy the earliest. The team identified nearly 9000 star clusters in the four galaxies in different evolutionary stages: young clusters just starting to emerge from their natal clouds of gas, clusters that had partially dispersed the gas (both from Webb images), and fully unobstructed clusters visible in optical light (found in Hubble images). With Webb's ability to peer inside the gas clouds, they were able to then estimate the mass and age of each cluster from its light spectrum. The most massive clusters had fully emerged and dispersed the clouds of gas after around five million years, while less massive clusters were between seven and eight million years old when they emerged from their nurseries. Answering this open question of which star clusters clear away their birth clouds the fastest advances our understanding of galaxy formation. "Simulations of star formation and stellar feedback have struggled to reproduce how star clusters form and emerge from their natal clouds. These results give us important new constraints on that process," explained Angela Adamo of Stockholm University and the Oskar Klein Centre in Sweden, a lead author on the study and PI of the FEAST programme. Nearby star-forming FEAST galaxies Massive star clusters with their abundances of hot stars naturally emit most of the ultraviolet light in galaxies, but this work confirms that they also get a head start on producing stellar feedback over lighter clusters. Knowing where and when this stellar feedback is strongest throughout the lifetime of a galaxy allows astronomers to better predict how star-forming fuel is pushed around the galaxy and therefore how stars, and star clusters, are likely to form. Our theories of how planets form are also impacted by this research. The faster gas is cleared away within a star cluster, the earlier protoplanetary discs around stars are exposed to harsh ultraviolet radiation from other stars, and the less opportunity they have to attract further gas from the nebula. This reduces the opportunities they have to grow dust and create planets. "This work brings together researchers simulating star formation and those working with observations, as well as groups researching planet formation," said Alex Pedrini, lead author, also of Stockholm University and the Oskar Klein Centre in Sweden. "Using Webb, we can look into the cradles of star clusters and connect planet formation to the cycle of star formation and stellar feedback." Location of star-forming region in M51 More information Webb is the largest, most powerful telescope ever launched into space. Under an international collaboration agreement, ESA provided the telescope's launch service, using the Ariane 5 launch vehicle. Working with partners, ESA was responsible for the development and qualification of Ariane 5 adaptations for the Webb mission and for the procurement of the launch service by Arianespace. ESA also provided the workhorse spectrograph NIRSpec and 50% of the mid-infrared instrument MIRI, which was designed and built by a consortium of nationally funded European Institutes (The MIRI European Consortium) in partnership with JPL and the University of Arizona. Webb is an international partnership between NASA, ESA and the Canadian Space Agency (CSA). Science paper Release on esawebb.org Contact: ESA Media relations media@esa.int</w:t>
       </w:r>
     </w:p>
     <w:p>
@@ -724,7 +724,491 @@
           <w:b/>
           <w:sz w:val="26"/>
         </w:rPr>
-        <w:t>8. Europe's 1st reusable spacecraft 'Space Rider' clears key hurdles on the road to launch</w:t>
+        <w:t>8. NASA's Dryden Aeronautical Test Range Supports Flight, Space Missions</w:t>
+      </w:r>
+    </w:p>
+    <w:p>
+      <w:pPr>
+        <w:spacing w:after="60"/>
+      </w:pPr>
+      <w:r>
+        <w:rPr>
+          <w:rFonts w:ascii="Times New Roman" w:hAnsi="Times New Roman"/>
+          <w:i/>
+          <w:sz w:val="20"/>
+        </w:rPr>
+        <w:t>NASA</w:t>
+      </w:r>
+    </w:p>
+    <w:p>
+      <w:pPr>
+        <w:spacing w:after="80"/>
+        <w:jc w:val="left"/>
+      </w:pPr>
+      <w:hyperlink r:id="rId18">
+        <w:r>
+          <w:rPr>
+            <w:color w:val="0000FF"/>
+            <w:u w:val="single"/>
+          </w:rPr>
+          <w:t>Read more</w:t>
+        </w:r>
+      </w:hyperlink>
+    </w:p>
+    <w:p>
+      <w:pPr>
+        <w:spacing w:after="120"/>
+        <w:jc w:val="center"/>
+      </w:pPr>
+      <w:r>
+        <w:drawing>
+          <wp:inline xmlns:a="http://schemas.openxmlformats.org/drawingml/2006/main" xmlns:pic="http://schemas.openxmlformats.org/drawingml/2006/picture">
+            <wp:extent cx="4389120" cy="2926080"/>
+            <wp:docPr id="3" name="Picture 3"/>
+            <wp:cNvGraphicFramePr>
+              <a:graphicFrameLocks noChangeAspect="1"/>
+            </wp:cNvGraphicFramePr>
+            <a:graphic>
+              <a:graphicData uri="http://schemas.openxmlformats.org/drawingml/2006/picture">
+                <pic:pic>
+                  <pic:nvPicPr>
+                    <pic:cNvPr id="0" name="image.jpg"/>
+                    <pic:cNvPicPr/>
+                  </pic:nvPicPr>
+                  <pic:blipFill>
+                    <a:blip r:embed="rId19"/>
+                    <a:stretch>
+                      <a:fillRect/>
+                    </a:stretch>
+                  </pic:blipFill>
+                  <pic:spPr>
+                    <a:xfrm>
+                      <a:off x="0" y="0"/>
+                      <a:ext cx="4389120" cy="2926080"/>
+                    </a:xfrm>
+                    <a:prstGeom prst="rect"/>
+                  </pic:spPr>
+                </pic:pic>
+              </a:graphicData>
+            </a:graphic>
+          </wp:inline>
+        </w:drawing>
+      </w:r>
+    </w:p>
+    <w:p>
+      <w:pPr>
+        <w:sectPr>
+          <w:type w:val="continuous"/>
+          <w:pgSz w:w="12240" w:h="15840"/>
+          <w:pgMar w:top="864" w:right="1008" w:bottom="864" w:left="1008" w:header="720" w:footer="720" w:gutter="0"/>
+          <w:cols w:space="360" w:num="1"/>
+          <w:docGrid w:linePitch="360"/>
+        </w:sectPr>
+      </w:pPr>
+    </w:p>
+    <w:p>
+      <w:pPr>
+        <w:spacing w:after="80" w:line="264" w:lineRule="auto"/>
+        <w:jc w:val="both"/>
+      </w:pPr>
+      <w:r>
+        <w:rPr>
+          <w:rFonts w:ascii="Times New Roman" w:hAnsi="Times New Roman"/>
+          <w:sz w:val="21"/>
+        </w:rPr>
+        <w:t>Range operators at the Dryden Aeronautical Test Range at NASA's Armstong Flight Research Center in Edwards, California, provide voice and tracking support to the International Space Station. In this Friday, Dec. 6, 2025, photo, Alex Oganesyan, left, and Deming Ingles are at their workstations, where they support communications backup for space station missions. NASA/Christopher LC Clark NASA advances aeronautics and space technologies through experimental aircraft and flight research at the agency's Armstrong Flight Research Center in Edwards, California. Behind those efforts is the Dryden Aeronautical Test Range (DATR), which provides the communications, tracking, and data services that enable safe and effective missions. For most NASA Armstrong research flights, the DATR supplies communications, radar, and telemetry. The range's video capabilities can also capture ground footage as well as long-range coverage for flights. Modernization efforts started in the early 2020s expanded those capabilities and prepared the range to support efforts such as test flights of NASA's X‑59 quiet supersonic research aircraft, as well as spaceflight communications. "The DATR provides real‑time data, tracking, and situational awareness that help keep flight research safe and efficient," said Tara McCoy, acting deputy director for DATR Mission Operations at NASA Armstrong. "The range also supports science missions, works with industry partners, and provides capabilities used for International Space Station operations." Ongoing upgrades include new very high frequency (VHF) ground antennas, updated electronic components, and software improvements for tracking the International Space Station and visiting spacecraft. NASA installed additional antennas to ensure backup coverage. The range's ability to processes and display real‑time radar, telemetry, and video data is critical for monitoring research flights, such as NASA's Crossflow Attenuated Natural Laminar Flow (CATNLF) wing model. CATNLF, a scale-model wing attached under a NASA F-15B research jet, is designed to improve the smooth flow of air known as laminar flow, reducing drag and lowering fuel costs for future commercial aircraft. The DATR also supports aircraft platforms that enable science missions, such as the ER-2 high-altitude aircraft and the C-20A aircraft. NASA's X-59 quiet supersonic research aircraft first flight travels from Lockheed Martin's Skunk Works facility in Palmdale, California, to NASA's Armstrong Flight Research Center in Edwards, California, on Tuesday, Oct. 28, 2025. The control room at NASA Armstrong enabled engineers to monitor real-time flight data, maintain communication, and view video throughout the mission, demonstrating the capabilities of the center's Dryden Aeronautical Test Range. NASA Television Preparing for future flights The range is developing multiple approaches to streamline and shorten the time it takes to process and validate raw flight data for researchers, saving time and resources. "The faster we can get data to the project engineers to review, the faster they can determine whether certain test points need to be repeated, or future test points can be skipped," said David Tow, DATR chief engineer. "We are working these efforts simultaneously because each one has the potential to drastically improve how long it takes to deliver post-processing data." One NASA approach is to automate and consolidate the data processing steps from five down to one. Another approach leverages an existing partnership with the U.S. Air Force to enable multiple computers to post-process data from separate missions simultaneously. The collaboration between the Air Force and DATR aims to reduce processing time for post-flight data from two hours to less than 30 minutes. Mission operator Mike Webb sits at one of the radar stations used to track the International Space Station as it passes high above NASA's Armstrong Flight Research Center in Edwards, California, on Sept. 30, 2025. Webb is part of the center's Dryden Aeronautical Test Range, which provides voice and tracking support to the space station. NASA/Christopher LC Clark Supporting space station operations The DATR is part of NASA's safety and communications infrastructure that supports International Space Station missions. Its capabilities are used for backup communications and telemetry during launches, dockings, and reentries. NASA Armstrong is one of only two ground stations in the United States capable of sending and receiving messages on all space station frequencies. The other is NASA's Wallops Flight Facility in Virginia. Armstrong has provided communications and radar tracking for the station since its first component launched in 1998 and continues to support commercial cargo and crew missions. A telemetry antenna, right, and two radars are part of the Dryden Aeronautical Test Range at NASA's Armstrong Flight Research Center in Edwards, California. NASA/Lauren Hughes Sonja Belcher and Zack Springer support research flights at the telemetry and radar acquisition processing system at NASA's Armstrong Flight Research Center at Edwards, California. NASA Advancing NASA's mission The range operates within NASA's Flight Demonstrations and Capabilities project in its Aeronautics Research Mission Directorate and remains positioned to support aeronautics, science, and International Space Station missions with communications, tracking, and data services.</w:t>
+      </w:r>
+    </w:p>
+    <w:p>
+      <w:pPr>
+        <w:sectPr>
+          <w:type w:val="continuous"/>
+          <w:pgSz w:w="12240" w:h="15840"/>
+          <w:pgMar w:top="864" w:right="1008" w:bottom="864" w:left="1008" w:header="720" w:footer="720" w:gutter="0"/>
+          <w:cols w:space="360" w:num="2"/>
+          <w:docGrid w:linePitch="360"/>
+        </w:sectPr>
+      </w:pPr>
+    </w:p>
+    <w:p>
+      <w:pPr>
+        <w:pBdr>
+          <w:bottom w:val="single" w:sz="6" w:space="6" w:color="A6A6A6"/>
+        </w:pBdr>
+      </w:pPr>
+    </w:p>
+    <w:p/>
+    <w:p>
+      <w:pPr>
+        <w:spacing w:after="60"/>
+      </w:pPr>
+      <w:r>
+        <w:rPr>
+          <w:rFonts w:ascii="Times New Roman" w:hAnsi="Times New Roman"/>
+          <w:b/>
+          <w:sz w:val="26"/>
+        </w:rPr>
+        <w:t>9. NASA Wallops to Host Public Information Session May 13</w:t>
+      </w:r>
+    </w:p>
+    <w:p>
+      <w:pPr>
+        <w:spacing w:after="60"/>
+      </w:pPr>
+      <w:r>
+        <w:rPr>
+          <w:rFonts w:ascii="Times New Roman" w:hAnsi="Times New Roman"/>
+          <w:i/>
+          <w:sz w:val="20"/>
+        </w:rPr>
+        <w:t>NASA</w:t>
+      </w:r>
+    </w:p>
+    <w:p>
+      <w:pPr>
+        <w:spacing w:after="80"/>
+        <w:jc w:val="left"/>
+      </w:pPr>
+      <w:hyperlink r:id="rId20">
+        <w:r>
+          <w:rPr>
+            <w:color w:val="0000FF"/>
+            <w:u w:val="single"/>
+          </w:rPr>
+          <w:t>Read more</w:t>
+        </w:r>
+      </w:hyperlink>
+    </w:p>
+    <w:p>
+      <w:pPr>
+        <w:jc w:val="center"/>
+      </w:pPr>
+      <w:r/>
+    </w:p>
+    <w:p>
+      <w:pPr>
+        <w:sectPr>
+          <w:type w:val="continuous"/>
+          <w:pgSz w:w="12240" w:h="15840"/>
+          <w:pgMar w:top="864" w:right="1008" w:bottom="864" w:left="1008" w:header="720" w:footer="720" w:gutter="0"/>
+          <w:cols w:space="360" w:num="1"/>
+          <w:docGrid w:linePitch="360"/>
+        </w:sectPr>
+      </w:pPr>
+    </w:p>
+    <w:p>
+      <w:pPr>
+        <w:spacing w:after="80" w:line="264" w:lineRule="auto"/>
+        <w:jc w:val="both"/>
+      </w:pPr>
+      <w:r>
+        <w:rPr>
+          <w:rFonts w:ascii="Times New Roman" w:hAnsi="Times New Roman"/>
+          <w:sz w:val="21"/>
+        </w:rPr>
+        <w:t>Aerial view of NASA's Wallops Flight Facility main base in Wallops Island, Virginia. Courtesy of Patrick Hendrickson To facilitate discussion and information sharing on activities at NASA's Wallops Flight Facility in Virginia, a public information session is being held 4-6 p.m., Wednesday, May 13, at the NASA Wallops Visitor Center. During the event, NASA will have information booths on the status on the causeway bridge construction, updates on beach replenishment, and a representative from the GLOBE program. Federal and state health experts will be on hand to speak with the public on the PFAS health consultation report released by the Agency for Toxic Substances and Disease Registry. The NASA Wallops Visitor Center is located on Virginia Route 175 about five miles from U.S. Route 13 and five miles from Chincoteague.</w:t>
+      </w:r>
+    </w:p>
+    <w:p>
+      <w:pPr>
+        <w:sectPr>
+          <w:type w:val="continuous"/>
+          <w:pgSz w:w="12240" w:h="15840"/>
+          <w:pgMar w:top="864" w:right="1008" w:bottom="864" w:left="1008" w:header="720" w:footer="720" w:gutter="0"/>
+          <w:cols w:space="360" w:num="2"/>
+          <w:docGrid w:linePitch="360"/>
+        </w:sectPr>
+      </w:pPr>
+    </w:p>
+    <w:p>
+      <w:pPr>
+        <w:pBdr>
+          <w:bottom w:val="single" w:sz="6" w:space="6" w:color="A6A6A6"/>
+        </w:pBdr>
+      </w:pPr>
+    </w:p>
+    <w:p/>
+    <w:p>
+      <w:pPr>
+        <w:spacing w:after="60"/>
+      </w:pPr>
+      <w:r>
+        <w:rPr>
+          <w:rFonts w:ascii="Times New Roman" w:hAnsi="Times New Roman"/>
+          <w:b/>
+          <w:sz w:val="26"/>
+        </w:rPr>
+        <w:t>10. NASA Sets Coverage for SpaceX 34th Station Resupply Launch, Arrival</w:t>
+      </w:r>
+    </w:p>
+    <w:p>
+      <w:pPr>
+        <w:spacing w:after="60"/>
+      </w:pPr>
+      <w:r>
+        <w:rPr>
+          <w:rFonts w:ascii="Times New Roman" w:hAnsi="Times New Roman"/>
+          <w:i/>
+          <w:sz w:val="20"/>
+        </w:rPr>
+        <w:t>NASA</w:t>
+      </w:r>
+    </w:p>
+    <w:p>
+      <w:pPr>
+        <w:spacing w:after="80"/>
+        <w:jc w:val="left"/>
+      </w:pPr>
+      <w:hyperlink r:id="rId21">
+        <w:r>
+          <w:rPr>
+            <w:color w:val="0000FF"/>
+            <w:u w:val="single"/>
+          </w:rPr>
+          <w:t>Read more</w:t>
+        </w:r>
+      </w:hyperlink>
+    </w:p>
+    <w:p>
+      <w:pPr>
+        <w:jc w:val="center"/>
+      </w:pPr>
+      <w:r/>
+    </w:p>
+    <w:p>
+      <w:pPr>
+        <w:sectPr>
+          <w:type w:val="continuous"/>
+          <w:pgSz w:w="12240" w:h="15840"/>
+          <w:pgMar w:top="864" w:right="1008" w:bottom="864" w:left="1008" w:header="720" w:footer="720" w:gutter="0"/>
+          <w:cols w:space="360" w:num="1"/>
+          <w:docGrid w:linePitch="360"/>
+        </w:sectPr>
+      </w:pPr>
+    </w:p>
+    <w:p>
+      <w:pPr>
+        <w:spacing w:after="80" w:line="264" w:lineRule="auto"/>
+        <w:jc w:val="both"/>
+      </w:pPr>
+      <w:r>
+        <w:rPr>
+          <w:rFonts w:ascii="Times New Roman" w:hAnsi="Times New Roman"/>
+          <w:sz w:val="21"/>
+        </w:rPr>
+        <w:t>A SpaceX Dragon cargo spacecraft supporting NASA's SpaceX CRS-33 mission approaches the International Space Station on Aug. 25, 2025, for an automated docking to the Harmony module's forward port. Credit: NASA NASA and SpaceX are targeting 7:16 p.m. EDT Tuesday, May 12, for the next launch to deliver science, supplies, and equipment to the International Space Station. This will be the 34th SpaceX commercial resupply services mission to the orbital outpost for NASA. Carrying about 6,500 pounds of cargo, a SpaceX Dragon spacecraft will lift off aboard a Falcon 9 rocket from Space Launch Complex 40 at Cape Canaveral Space Force Station in Florida. Dragon is scheduled to dock autonomously at about 9:50 a.m. Thursday, May 14, to the forward port of the station's Harmony module. Watch NASA's launch and arrival coverage on NASA+, Amazon Prime, and the agency's YouTube channel. Learn how to watch NASA content through a variety of online platforms, including social media. In addition to cargo for the crew aboard the space station, Dragon will deliver several new experiments, including a project to determine how well Earth-based simulators mimic microgravity conditions, a bone scaffold made from wood that could produce new treatments for fragile bone conditions like osteoporosis, and equipment to evaluate how red blood cells and the spleen change in space to protect future astronauts. The Dragon spacecraft also will carry a new instrument to study charged particles around the Earth that can impact power grids and satellites, an investigation that could provide a fundamental understanding of how planets form, and an instrument designed to take highly accurate measurements of sunlight reflected by Earth and the Moon. The Dragon spacecraft is scheduled to remain at the space station until mid-June when it will depart the orbiting laboratory and return to Earth with time-sensitive research and cargo, ahead of splashing down off the coast of California. NASA's mission coverage is as follows (all times Eastern and subject to change based on real-time operations): Monday, May 11 11 a.m.: Prelaunch media teleconference with the following participants: Bill Spetch, operations and integration manager, NASA's International Space Station Program Dr. Liz Warren, deputy chief scientist, NASA's International Space Station Program Lee Echerd, senior mission manger, Government and Commercial Mission Management, SpaceX Brian Cizek, launch weather officer, Cape Canaveral Space Force Station's 45th Weather Squadron Media who wish to participate by phone must request dial-in information by 10 a.m. on May 11, by emailing the NASA Kennedy newsroom at: ksc-newsroom@mail.nasa.gov. Audio of the media teleconference will stream live on the agency's YouTube channel. Tuesday, May 12 7 p.m.: Launch coverage begins on NASA+, Amazon Prime, and YouTube. Launch coverage also will be available on the NASA website, and will include live streaming and blog updates beginning no earlier than 7 p.m., and proceed as countdown milestones occur. On-demand streaming video on NASA+ and photos of the launch will be available shortly after liftoff. For questions about countdown coverage, contact the NASA Kennedy newsroom at 321-867-2468. Follow countdown coverage on NASA's International Space Station blog for updates. 7:16 p.m.: Launch Thursday, May 14 8:20 a.m.: Arrival coverage begins on NASA+, Amazon Prime, and YouTube. 9:50 a.m.: Docking Attend launch virtually Members of the public can register to attend this launch virtually. NASA's virtual guest program for this mission also includes curated launch resources, notifications about related opportunities or changes, and a stamp for the NASA virtual guest passport following launch. Watch, Engage on social media Let people know you're watching the mission on X, Facebook, and Instagram by following and tagging these accounts: X: @NASA, @NASASpaceOps, @NASAKennedy, @Space_Station, @ISS_CASIS Facebook: NASA, NASAKennedy, ISS, ISS National Lab Instagram: @NASA, @NASAKennedy, @ISS, @ISSNationalLab Learn more about International Space Station operations and research at: https://www.nasa.gov/station -end- Jimi Russell Headquarters, Washington 202-358-1100 james.j.russell@nasa.gov Danielle Sempsrott / Leejay Lockhart Kennedy Space Center, Fla. 321-867-2468 danielle.c.sempsrott@nasa.gov / leejay.lockhart@nasa.gov Sandra Jones / Joseph Zakrzewski Johnson Space Center, Houston 281-483-5111 sandra.p.jones@nasa.gov / joseph.a.zakrzewskI@nasa.gov</w:t>
+      </w:r>
+    </w:p>
+    <w:p>
+      <w:pPr>
+        <w:sectPr>
+          <w:type w:val="continuous"/>
+          <w:pgSz w:w="12240" w:h="15840"/>
+          <w:pgMar w:top="864" w:right="1008" w:bottom="864" w:left="1008" w:header="720" w:footer="720" w:gutter="0"/>
+          <w:cols w:space="360" w:num="2"/>
+          <w:docGrid w:linePitch="360"/>
+        </w:sectPr>
+      </w:pPr>
+    </w:p>
+    <w:p>
+      <w:pPr>
+        <w:pBdr>
+          <w:bottom w:val="single" w:sz="6" w:space="6" w:color="A6A6A6"/>
+        </w:pBdr>
+      </w:pPr>
+    </w:p>
+    <w:p/>
+    <w:p>
+      <w:pPr>
+        <w:spacing w:after="60"/>
+      </w:pPr>
+      <w:r>
+        <w:rPr>
+          <w:rFonts w:ascii="Times New Roman" w:hAnsi="Times New Roman"/>
+          <w:b/>
+          <w:sz w:val="26"/>
+        </w:rPr>
+        <w:t>11. NASA's Roman Poised to Transform Hunt for Elusive Neutron Stars</w:t>
+      </w:r>
+    </w:p>
+    <w:p>
+      <w:pPr>
+        <w:spacing w:after="60"/>
+      </w:pPr>
+      <w:r>
+        <w:rPr>
+          <w:rFonts w:ascii="Times New Roman" w:hAnsi="Times New Roman"/>
+          <w:i/>
+          <w:sz w:val="20"/>
+        </w:rPr>
+        <w:t>NASA</w:t>
+      </w:r>
+    </w:p>
+    <w:p>
+      <w:pPr>
+        <w:spacing w:after="80"/>
+        <w:jc w:val="left"/>
+      </w:pPr>
+      <w:hyperlink r:id="rId22">
+        <w:r>
+          <w:rPr>
+            <w:color w:val="0000FF"/>
+            <w:u w:val="single"/>
+          </w:rPr>
+          <w:t>Read more</w:t>
+        </w:r>
+      </w:hyperlink>
+    </w:p>
+    <w:p>
+      <w:pPr>
+        <w:jc w:val="center"/>
+      </w:pPr>
+      <w:r/>
+    </w:p>
+    <w:p>
+      <w:pPr>
+        <w:sectPr>
+          <w:type w:val="continuous"/>
+          <w:pgSz w:w="12240" w:h="15840"/>
+          <w:pgMar w:top="864" w:right="1008" w:bottom="864" w:left="1008" w:header="720" w:footer="720" w:gutter="0"/>
+          <w:cols w:space="360" w:num="1"/>
+          <w:docGrid w:linePitch="360"/>
+        </w:sectPr>
+      </w:pPr>
+    </w:p>
+    <w:p>
+      <w:pPr>
+        <w:spacing w:after="80" w:line="264" w:lineRule="auto"/>
+        <w:jc w:val="both"/>
+      </w:pPr>
+      <w:r>
+        <w:rPr>
+          <w:rFonts w:ascii="Times New Roman" w:hAnsi="Times New Roman"/>
+          <w:sz w:val="21"/>
+        </w:rPr>
+        <w:t>This artist's concept shows an isolated neutron star as an ultra-dense stellar remnant, packing more mass than the Sun into a city-sized sphere and radiating energy as it slowly cools in the depths of space. NASA's upcoming Nancy Grace Roman Space Telescope will search for, and could measure the mass of, isolated neutron stars using astrometric microlensing. NASA, STScI, Ralf Crawford (STScI) Astronomers have long known that neutron stars, the crushed cores left behind after massive stars explode, should be scattered throughout the Milky Way galaxy. However, most of them are effectively invisible. A new study published in Astronomy and Astrophysics suggests NASA's upcoming Nancy Grace Roman Space Telescope could spot them anyway. Using detailed simulations of the Milky Way and Roman's future observations, researchers showed the flagship observatory may be able to identify and characterize dozens of isolated neutron stars through a subtle effect called gravitational microlensing. "Most neutron stars are relatively dim and on their own," said Zofia Kaczmarek of Heidelberg University in Germany, who led the study. "They are incredibly hard to spot without some sort of help." Finding what's invisible Neutron stars pack more mass than the Sun into a sphere about the size of a city. Studying them helps us understand how stars live, die, and spread heavy elements throughout the universe. They also provide a chance to study what happens under the most extreme conditions (pressures and densities) imaginable. Yet, unless they are pulsars that beam in radio wavelengths or glow in X-rays, they can remain hidden from even the most powerful telescopes. Roman can search for them in a different way. When a massive object like a neutron star moves in front of a distant background star, its intense gravity warps spacetime and deflects the background star's light. This microlensing effect briefly makes the background star brighter and appear offset from its true position in the sky. While many telescopes can detect the temporary brightening, Roman can measure both the brightening (photometry) and the tiny positional shift (astrometry) of the lensed star with exceptional precision. Astrometric microlensing occurs when a foreground object, like a neutron star, passes in front of a more distant background star. The neutron star's gravity bends the distant star's light, splitting it into multiple paths that reach the telescope. Although these distorted images can't be resolved, their combined light appears brighter and slightly shifted from the distant star's true position. As the alignment between the two objects changes over time, this apparent shift traces a small elliptical pattern on the sky. The size of that ellipse depends on how strongly the light is bent, meaning more massive objects produce larger shifts, allowing astronomers to directly measure the mass of the otherwise invisible neutron star. NASA, STScI, Joyce Kang (STScI) Because neutron stars are relatively massive, they produce a larger astrometric signal than lighter objects, allowing missions like Roman to not only detect them, but also weigh them in some cases, something that is nearly impossible with photometry alone. "What's really cool about using microlensing is that you can get direct mass measurements," said paper co-author Peter McGill of Lawrence Livermore National Laboratory. "Photometry tells us that something passed in front of the star, but it's the amount the star's position shifts that tells us how massive that object is. By measuring that tiny deflection on the sky, we can directly weigh something that is otherwise unseen." Roman's measurements could help astronomers determine whether there is a true gap between the masses of neutron stars and black holes and how fast neutron stars are moving. Scientists are particularly interested in understanding the powerful "kicks" neutron stars receive when they are born in supernova explosions. These kicks can send them racing through the galaxy at hundreds of miles per second. Huge surveys, high chance of payoff The research team will utilize Roman's future Galactic Bulge Time Domain Survey, which will monitor millions of stars at a time in vast images of the sky, taken at a high frequency. "We're going to get to work as soon as the data start coming in," said McGill. "Even in the first months after commissioning, we expect to start identifying promising events." Even a relatively small number of confirmed detections could significantly improve models of stellar explosions and extreme matter. "We don't know the mass distribution of neutron stars, black holes, or where one ends and the other begins with any certainty," McGill said. "Roman will really be a breakthrough in that." Although only a few thousand neutron stars have been detected so far, mostly as pulsars, scientists estimate there could be tens of millions to hundreds of millions in the Milky Way. Additionally, to date, researchers have only been able to measure the masses of neutron stars in binary pairings. "We're seeing a small sample that's not representative of the big picture," Kaczmarek said. "Even a single mass measurement would be very powerful. If we found just one isolated neutron star, it would already be incredibly stimulating to our research." Looking ahead The study also highlights a creative use of the mission's capabilities. While Roman's survey is designed primarily to find exoplanets using photometric microlensing, its powerful astrometric capabilities open the door to entirely new discoveries with astrometric microlensing. "This wasn't part of the original plan," said McGill. "But it turns out Roman's astrometric capability is really good at detecting neutron stars and black holes, so we can add a whole new kind of science to Roman's surveys." If the predictions hold true, the mission could provide the first large sample of isolated neutron stars discovered through their gravity alone, revealing a hidden population that has remained out of reach until now. Roman is expected to transform the study of microlensing and the hidden populations of objects in our galaxy, from rogue exoplanets to stellar remnants like neutron stars. The Nancy Grace Roman Space Telescope is managed at NASA's Goddard Space Flight Center in Greenbelt, Maryland, with participation by NASA's Jet Propulsion Laboratory in Southern California; Caltech/IPAC in Pasadena, California; the Space Telescope Science Institute in Baltimore; and a science team comprising scientists from various research institutions. The primary industrial partners are BAE Systems Inc. in Boulder, Colorado; L3Harris Technologies in Rochester, New York; and Teledyne Scientific &amp; Imaging in Thousand Oaks, California. To learn more about Roman visit: https://nasa.gov/roman By Hannah Braun Space Telescope Science Institute, Baltimore, Md. hbraun@stsci.edu Media contacts: Claire Andreoli NASA's Goddard Space Flight Center, Greenbelt, Md. 301-286-1940 Christine Pulliam cpulliam@stsci.edu</w:t>
+      </w:r>
+    </w:p>
+    <w:p>
+      <w:pPr>
+        <w:sectPr>
+          <w:type w:val="continuous"/>
+          <w:pgSz w:w="12240" w:h="15840"/>
+          <w:pgMar w:top="864" w:right="1008" w:bottom="864" w:left="1008" w:header="720" w:footer="720" w:gutter="0"/>
+          <w:cols w:space="360" w:num="2"/>
+          <w:docGrid w:linePitch="360"/>
+        </w:sectPr>
+      </w:pPr>
+    </w:p>
+    <w:p>
+      <w:pPr>
+        <w:pBdr>
+          <w:bottom w:val="single" w:sz="6" w:space="6" w:color="A6A6A6"/>
+        </w:pBdr>
+      </w:pPr>
+    </w:p>
+    <w:p/>
+    <w:p>
+      <w:pPr>
+        <w:spacing w:after="60"/>
+      </w:pPr>
+      <w:r>
+        <w:rPr>
+          <w:rFonts w:ascii="Times New Roman" w:hAnsi="Times New Roman"/>
+          <w:b/>
+          <w:sz w:val="26"/>
+        </w:rPr>
+        <w:t>12. New NASA Technology Mimics Extreme Cold of the Lunar Night</w:t>
+      </w:r>
+    </w:p>
+    <w:p>
+      <w:pPr>
+        <w:spacing w:after="60"/>
+      </w:pPr>
+      <w:r>
+        <w:rPr>
+          <w:rFonts w:ascii="Times New Roman" w:hAnsi="Times New Roman"/>
+          <w:i/>
+          <w:sz w:val="20"/>
+        </w:rPr>
+        <w:t>NASA</w:t>
+      </w:r>
+    </w:p>
+    <w:p>
+      <w:pPr>
+        <w:spacing w:after="80"/>
+        <w:jc w:val="left"/>
+      </w:pPr>
+      <w:hyperlink r:id="rId23">
+        <w:r>
+          <w:rPr>
+            <w:color w:val="0000FF"/>
+            <w:u w:val="single"/>
+          </w:rPr>
+          <w:t>Read more</w:t>
+        </w:r>
+      </w:hyperlink>
+    </w:p>
+    <w:p>
+      <w:pPr>
+        <w:jc w:val="center"/>
+      </w:pPr>
+      <w:r/>
+    </w:p>
+    <w:p>
+      <w:pPr>
+        <w:sectPr>
+          <w:type w:val="continuous"/>
+          <w:pgSz w:w="12240" w:h="15840"/>
+          <w:pgMar w:top="864" w:right="1008" w:bottom="864" w:left="1008" w:header="720" w:footer="720" w:gutter="0"/>
+          <w:cols w:space="360" w:num="1"/>
+          <w:docGrid w:linePitch="360"/>
+        </w:sectPr>
+      </w:pPr>
+    </w:p>
+    <w:p>
+      <w:pPr>
+        <w:spacing w:after="80" w:line="264" w:lineRule="auto"/>
+        <w:jc w:val="both"/>
+      </w:pPr>
+      <w:r>
+        <w:rPr>
+          <w:rFonts w:ascii="Times New Roman" w:hAnsi="Times New Roman"/>
+          <w:sz w:val="21"/>
+        </w:rPr>
+        <w:t>Cryogenic engineer Adam Rice tests the Lunar Environment Structural Test Rig at NASA's Glenn Research Center in Cleveland to simulate the thermal-vacuum conditions of the lunar night on Thursday, May 22, 2025. NASA/Jef Janis As NASA looks to explore the Moon, Mars, and beyond, researchers must develop materials capable of withstanding the extreme temperatures found in space and on other planets and their moons. In frigid conditions, rubber can shatter like glass, circuit boards may fail, and electrical connections can freeze and fracture. Gaining a deeper understanding of how materials respond to these temperature extremes is critical - especially as NASA looks to build its Moon Base at the lunar South Pole, where surface temperatures swing dramatically from blistering heat during the day to bitter cold at night. Researchers developed a ground-breaking method for testing how materials hold up in the extreme cold of space. Engineers at NASA's Glenn Research Center in Cleveland invented the Lunar Environment Structural Test Rig (LESTR), a machine that can test materials, electronics, and other flight hardware at temperatures as low as 40 Kelvin, or about -388 degrees Fahrenheit. "Just as no building ever gets built without knowing exactly how the construction materials behave, no space mission is complete without a robust structural design that hinges on knowing how the materials used within it behave," said Ariel Dimston, technical lead for LESTR at NASA Glenn. Traditionally, NASA has used a process that involves super-cold liquids - called liquid cryogens - to test how materials respond to extreme cold. These liquids, like nitrogen, hydrogen, and helium, are some of the coldest materials on Earth and are stored in specialized tanks. Engineers use them to chill materials during testing and collect data to see how they perform. "What makes LESTR special is that the entire rig operates in a completely dry vacuum: no liquid nitrogen, no liquid helium, no liquid anything," Dimston said. "This is the first mechanical test rig that escapes from all of the challenges involved with cryogenic fluids." LESTR takes a new approach by using a high-powered refrigerator, called a cryocooler, to remove heat without using any liquid at all. This creates the first "dry" cryogenic test environment within the mechanical testing industry. This new test rig is safer and more affordable than traditional methods and allows scientists to test materials at a much wider range of temperatures, Dimston said. "By leaving behind the liquid cryogen, you no longer need specialized handling equipment such as dewers, wet heaters, nor valves," Dimston said. "You no longer require oxygen displacement sensors and other safety systems that add time, complexity, and cost to the process since without these cryogens they are no longer needed." Dimston and his team are working with NASA programs and projects to put materials through their paces using the new apparatus. The team has been testing yarns that may someday be woven into fabrics used for next-generation spacesuits and is looking to develop advanced materials for rover tires, including a new metal that can return to its original shape after being bent, stretched, heated, and cooled. This shape memory alloy technology could help future rovers travel across the uneven, rocky surfaces of the Moon and Mars without the risk of flat tires. The Lunar Environment Structural Test Rig at NASA's Glenn Research Center in Cleveland simulates the intense cold of the lunar night on Friday, June 6, 2025. NASA/Steven Logan NASA researchers spent more than two years designing and building the first version of the technology - LESTR 1 - and are currently building its twin, LESTR 2. In a partnership with Fort Wayne Metals, NASA delivered LESTR 1 to the company's facility in Fort Wayne, Indiana, where experts there will use it to test shape memory alloy material for the extreme temperatures present on the Moon. "We are working to develop a next-generation shape memory alloy that is capable of functioning at temperatures down to 40 Kelvin, one of the coldest regions we could go to with rover capability," said Dr. Santo Padula II, principal investigator for LESTR at NASA Glenn. "With this rig, we can test how shape memory alloys will behave in the coldest areas of the Moon and Mars. That will be a very big day for us: to be able to see what its properties look like at such low temperatures - something we've never seen before." Beyond LESTR, NASA Glenn has other world-class ground test facilities that mimic environments like the vacuum of space, the microgravity aboard the International Space Station, the sulfuric pressure cooker that is Venus, or the terrain of the Moon and Mars. Glenn leads the agency in both advanced materials testing and in-space cryogenic fluid management, playing a vital role in developing technologies for future space exploration. For more information on Glenn's new test rig, visit LESTR's web page.</w:t>
+      </w:r>
+    </w:p>
+    <w:p>
+      <w:pPr>
+        <w:sectPr>
+          <w:type w:val="continuous"/>
+          <w:pgSz w:w="12240" w:h="15840"/>
+          <w:pgMar w:top="864" w:right="1008" w:bottom="864" w:left="1008" w:header="720" w:footer="720" w:gutter="0"/>
+          <w:cols w:space="360" w:num="2"/>
+          <w:docGrid w:linePitch="360"/>
+        </w:sectPr>
+      </w:pPr>
+    </w:p>
+    <w:p>
+      <w:pPr>
+        <w:pBdr>
+          <w:bottom w:val="single" w:sz="6" w:space="6" w:color="A6A6A6"/>
+        </w:pBdr>
+      </w:pPr>
+    </w:p>
+    <w:p/>
+    <w:p>
+      <w:pPr>
+        <w:spacing w:after="60"/>
+      </w:pPr>
+      <w:r>
+        <w:rPr>
+          <w:rFonts w:ascii="Times New Roman" w:hAnsi="Times New Roman"/>
+          <w:b/>
+          <w:sz w:val="26"/>
+        </w:rPr>
+        <w:t>13. Europe's 1st reusable spacecraft 'Space Rider' clears key hurdles on the road to launch</w:t>
       </w:r>
     </w:p>
     <w:p>
@@ -745,7 +1229,7 @@
         <w:spacing w:after="80"/>
         <w:jc w:val="left"/>
       </w:pPr>
-      <w:hyperlink r:id="rId18">
+      <w:hyperlink r:id="rId24">
         <w:r>
           <w:rPr>
             <w:color w:val="0000FF"/>
@@ -814,7 +1298,7 @@
           <w:b/>
           <w:sz w:val="26"/>
         </w:rPr>
-        <w:t>9. 'Whatever Russia is testing, it's sophisticated': 2 Russian satellites get within 10 feet of each other in orbit</w:t>
+        <w:t>14. 'Whatever Russia is testing, it's sophisticated': 2 Russian satellites get within 10 feet of each other in orbit</w:t>
       </w:r>
     </w:p>
     <w:p>
@@ -835,7 +1319,7 @@
         <w:spacing w:after="80"/>
         <w:jc w:val="left"/>
       </w:pPr>
-      <w:hyperlink r:id="rId20">
+      <w:hyperlink r:id="rId26">
         <w:r>
           <w:rPr>
             <w:color w:val="0000FF"/>
@@ -854,7 +1338,7 @@
         <w:drawing>
           <wp:inline xmlns:a="http://schemas.openxmlformats.org/drawingml/2006/main" xmlns:pic="http://schemas.openxmlformats.org/drawingml/2006/picture">
             <wp:extent cx="4389120" cy="2468880"/>
-            <wp:docPr id="3" name="Picture 3"/>
+            <wp:docPr id="4" name="Picture 4"/>
             <wp:cNvGraphicFramePr>
               <a:graphicFrameLocks noChangeAspect="1"/>
             </wp:cNvGraphicFramePr>
@@ -866,7 +1350,7 @@
                     <pic:cNvPicPr/>
                   </pic:nvPicPr>
                   <pic:blipFill>
-                    <a:blip r:embed="rId21"/>
+                    <a:blip r:embed="rId27"/>
                     <a:stretch>
                       <a:fillRect/>
                     </a:stretch>
@@ -907,462 +1391,6 @@
           <w:sz w:val="21"/>
         </w:rPr>
         <w:t>Click for next article An Angara rocket launches the COSMOS 2560 satellite from Plesetsk Cosmodrome on Oct. 15, 2022. Another trio in the COSMOS series - COSMOS 2581, 2582 and 2583 - launched in February 2025 and has performed sophisticated rendevzous operations in orbit. Two Russian spacecraft just demonstrated a very particular set of orbital skills. The satellites , known as COSMOS 2581 and COSMOS 2583, got within just 10 feet (3 meters) or so of each other on April 28, according to COMSPOC, a Pennsylvania-based space situational awareness company. "This wasn't a coincidental pass - COSMOS 2583 performed several fine maneuvers to maintain this tight configuration," COMSPOC wrote in a May 1 post on X , which featured an animation of the rendezvous. 🛰️Russian satellites multi-object proximity event in LEORadar tracking data via @LeoLabs_Space, processed through COMSPOC SSA Suite.This week we observed a complex proximity event involving Russian satellites: COSMOS 2581, 2582, 2583, and Object F (a subsatellite released by… pic.twitter.com/3nDkcOmTuDMay 1, 2026 The two satellites and a third one, COSMOS 2582, launched to low Earth orbit in February 2025 atop a Soyuz rocket. According to COMSPOC, all three of them were involved in the recent rendezvous and proximity operations (RPO), as was "Object F," a subsatellite previously deployed by COSMOS 2583 . During the 10-foot close approach, "COSMOS 2582 trailed the formation at sub-100 km range, while Object F passed within 15 km of 2582 and within 10 km of 2581 - neither maneuvered," wrote COMPSOC, which analyzed radar tracking data gathered by the California company LeoLabs . "For context: in late 2025 to now, we tracked these same COSMOS satellites performing 3-object RPO," COMSPOC added in the May 1 post. "Whatever Russia is testing, it's sophisticated." Such sophisticated orbital maneuvering is not exactly surprising; we've seen similar things from Russia before. For example, according to outside observers, the nation has operated multiple " inspector satellites ," including COSMOS 2542, which made a close approach to a U.S. spy satellite in 2020 .</w:t>
-      </w:r>
-    </w:p>
-    <w:p>
-      <w:pPr>
-        <w:sectPr>
-          <w:type w:val="continuous"/>
-          <w:pgSz w:w="12240" w:h="15840"/>
-          <w:pgMar w:top="864" w:right="1008" w:bottom="864" w:left="1008" w:header="720" w:footer="720" w:gutter="0"/>
-          <w:cols w:space="360" w:num="2"/>
-          <w:docGrid w:linePitch="360"/>
-        </w:sectPr>
-      </w:pPr>
-    </w:p>
-    <w:p>
-      <w:pPr>
-        <w:pBdr>
-          <w:bottom w:val="single" w:sz="6" w:space="6" w:color="A6A6A6"/>
-        </w:pBdr>
-      </w:pPr>
-    </w:p>
-    <w:p/>
-    <w:p>
-      <w:pPr>
-        <w:spacing w:after="60"/>
-      </w:pPr>
-      <w:r>
-        <w:rPr>
-          <w:rFonts w:ascii="Times New Roman" w:hAnsi="Times New Roman"/>
-          <w:b/>
-          <w:sz w:val="26"/>
-        </w:rPr>
-        <w:t>10. Webb and Hubble find massive star clusters emerge faster</w:t>
-      </w:r>
-    </w:p>
-    <w:p>
-      <w:pPr>
-        <w:spacing w:after="60"/>
-      </w:pPr>
-      <w:r>
-        <w:rPr>
-          <w:rFonts w:ascii="Times New Roman" w:hAnsi="Times New Roman"/>
-          <w:i/>
-          <w:sz w:val="20"/>
-        </w:rPr>
-        <w:t>Space News - Space, Astronomy, Space Exploration</w:t>
-      </w:r>
-    </w:p>
-    <w:p>
-      <w:pPr>
-        <w:spacing w:after="80"/>
-        <w:jc w:val="left"/>
-      </w:pPr>
-      <w:hyperlink r:id="rId22">
-        <w:r>
-          <w:rPr>
-            <w:color w:val="0000FF"/>
-            <w:u w:val="single"/>
-          </w:rPr>
-          <w:t>Read more</w:t>
-        </w:r>
-      </w:hyperlink>
-    </w:p>
-    <w:p>
-      <w:pPr>
-        <w:spacing w:after="120"/>
-        <w:jc w:val="center"/>
-      </w:pPr>
-      <w:r>
-        <w:drawing>
-          <wp:inline xmlns:a="http://schemas.openxmlformats.org/drawingml/2006/main" xmlns:pic="http://schemas.openxmlformats.org/drawingml/2006/picture">
-            <wp:extent cx="4389120" cy="4389120"/>
-            <wp:docPr id="4" name="Picture 4"/>
-            <wp:cNvGraphicFramePr>
-              <a:graphicFrameLocks noChangeAspect="1"/>
-            </wp:cNvGraphicFramePr>
-            <a:graphic>
-              <a:graphicData uri="http://schemas.openxmlformats.org/drawingml/2006/picture">
-                <pic:pic>
-                  <pic:nvPicPr>
-                    <pic:cNvPr id="0" name="image.jpg"/>
-                    <pic:cNvPicPr/>
-                  </pic:nvPicPr>
-                  <pic:blipFill>
-                    <a:blip r:embed="rId23"/>
-                    <a:stretch>
-                      <a:fillRect/>
-                    </a:stretch>
-                  </pic:blipFill>
-                  <pic:spPr>
-                    <a:xfrm>
-                      <a:off x="0" y="0"/>
-                      <a:ext cx="4389120" cy="4389120"/>
-                    </a:xfrm>
-                    <a:prstGeom prst="rect"/>
-                  </pic:spPr>
-                </pic:pic>
-              </a:graphicData>
-            </a:graphic>
-          </wp:inline>
-        </w:drawing>
-      </w:r>
-    </w:p>
-    <w:p>
-      <w:pPr>
-        <w:sectPr>
-          <w:type w:val="continuous"/>
-          <w:pgSz w:w="12240" w:h="15840"/>
-          <w:pgMar w:top="864" w:right="1008" w:bottom="864" w:left="1008" w:header="720" w:footer="720" w:gutter="0"/>
-          <w:cols w:space="360" w:num="1"/>
-          <w:docGrid w:linePitch="360"/>
-        </w:sectPr>
-      </w:pPr>
-    </w:p>
-    <w:p>
-      <w:pPr>
-        <w:spacing w:after="80" w:line="264" w:lineRule="auto"/>
-        <w:jc w:val="both"/>
-      </w:pPr>
-      <w:r>
-        <w:rPr>
-          <w:rFonts w:ascii="Times New Roman" w:hAnsi="Times New Roman"/>
-          <w:sz w:val="21"/>
-        </w:rPr>
-        <w:t>Astronomers using the NASA/ESA/CSA James Webb Space Telescope together with the NASA/ESA Hubble Space Telescope have looked deeply at thousands of young star clusters in four nearby galaxies, studying clusters at different stages of evolution. Their findings show that more massive star clusters emerge more quickly from the clouds they are born in, clearing away gas and filling ...</w:t>
-      </w:r>
-    </w:p>
-    <w:p>
-      <w:pPr>
-        <w:sectPr>
-          <w:type w:val="continuous"/>
-          <w:pgSz w:w="12240" w:h="15840"/>
-          <w:pgMar w:top="864" w:right="1008" w:bottom="864" w:left="1008" w:header="720" w:footer="720" w:gutter="0"/>
-          <w:cols w:space="360" w:num="2"/>
-          <w:docGrid w:linePitch="360"/>
-        </w:sectPr>
-      </w:pPr>
-    </w:p>
-    <w:p>
-      <w:pPr>
-        <w:pBdr>
-          <w:bottom w:val="single" w:sz="6" w:space="6" w:color="A6A6A6"/>
-        </w:pBdr>
-      </w:pPr>
-    </w:p>
-    <w:p/>
-    <w:p>
-      <w:pPr>
-        <w:spacing w:after="60"/>
-      </w:pPr>
-      <w:r>
-        <w:rPr>
-          <w:rFonts w:ascii="Times New Roman" w:hAnsi="Times New Roman"/>
-          <w:b/>
-          <w:sz w:val="26"/>
-        </w:rPr>
-        <w:t>11. On the ground or in the atmosphere? Swarm satellites help characterize and pinpoint destructive events</w:t>
-      </w:r>
-    </w:p>
-    <w:p>
-      <w:pPr>
-        <w:spacing w:after="60"/>
-      </w:pPr>
-      <w:r>
-        <w:rPr>
-          <w:rFonts w:ascii="Times New Roman" w:hAnsi="Times New Roman"/>
-          <w:i/>
-          <w:sz w:val="20"/>
-        </w:rPr>
-        <w:t>Space News - Space, Astronomy, Space Exploration</w:t>
-      </w:r>
-    </w:p>
-    <w:p>
-      <w:pPr>
-        <w:spacing w:after="80"/>
-        <w:jc w:val="left"/>
-      </w:pPr>
-      <w:hyperlink r:id="rId24">
-        <w:r>
-          <w:rPr>
-            <w:color w:val="0000FF"/>
-            <w:u w:val="single"/>
-          </w:rPr>
-          <w:t>Read more</w:t>
-        </w:r>
-      </w:hyperlink>
-    </w:p>
-    <w:p>
-      <w:pPr>
-        <w:spacing w:after="120"/>
-        <w:jc w:val="center"/>
-      </w:pPr>
-      <w:r>
-        <w:drawing>
-          <wp:inline xmlns:a="http://schemas.openxmlformats.org/drawingml/2006/main" xmlns:pic="http://schemas.openxmlformats.org/drawingml/2006/picture">
-            <wp:extent cx="4389120" cy="4389120"/>
-            <wp:docPr id="5" name="Picture 5"/>
-            <wp:cNvGraphicFramePr>
-              <a:graphicFrameLocks noChangeAspect="1"/>
-            </wp:cNvGraphicFramePr>
-            <a:graphic>
-              <a:graphicData uri="http://schemas.openxmlformats.org/drawingml/2006/picture">
-                <pic:pic>
-                  <pic:nvPicPr>
-                    <pic:cNvPr id="0" name="image.jpg"/>
-                    <pic:cNvPicPr/>
-                  </pic:nvPicPr>
-                  <pic:blipFill>
-                    <a:blip r:embed="rId25"/>
-                    <a:stretch>
-                      <a:fillRect/>
-                    </a:stretch>
-                  </pic:blipFill>
-                  <pic:spPr>
-                    <a:xfrm>
-                      <a:off x="0" y="0"/>
-                      <a:ext cx="4389120" cy="4389120"/>
-                    </a:xfrm>
-                    <a:prstGeom prst="rect"/>
-                  </pic:spPr>
-                </pic:pic>
-              </a:graphicData>
-            </a:graphic>
-          </wp:inline>
-        </w:drawing>
-      </w:r>
-    </w:p>
-    <w:p>
-      <w:pPr>
-        <w:sectPr>
-          <w:type w:val="continuous"/>
-          <w:pgSz w:w="12240" w:h="15840"/>
-          <w:pgMar w:top="864" w:right="1008" w:bottom="864" w:left="1008" w:header="720" w:footer="720" w:gutter="0"/>
-          <w:cols w:space="360" w:num="1"/>
-          <w:docGrid w:linePitch="360"/>
-        </w:sectPr>
-      </w:pPr>
-    </w:p>
-    <w:p>
-      <w:pPr>
-        <w:spacing w:after="80" w:line="264" w:lineRule="auto"/>
-        <w:jc w:val="both"/>
-      </w:pPr>
-      <w:r>
-        <w:rPr>
-          <w:rFonts w:ascii="Times New Roman" w:hAnsi="Times New Roman"/>
-          <w:sz w:val="21"/>
-        </w:rPr>
-        <w:t>When solar storms strike Earth, they can disrupt power grids, rail systems, satellites, and even marine life. These effects arise because solar wind and geomagnetic activity disturb the magnetosphere-ionosphere system, generating electric and magnetic field variations that can resemble fainter signals from natural hazards. This risk is not theoretical.</w:t>
-      </w:r>
-    </w:p>
-    <w:p>
-      <w:pPr>
-        <w:sectPr>
-          <w:type w:val="continuous"/>
-          <w:pgSz w:w="12240" w:h="15840"/>
-          <w:pgMar w:top="864" w:right="1008" w:bottom="864" w:left="1008" w:header="720" w:footer="720" w:gutter="0"/>
-          <w:cols w:space="360" w:num="2"/>
-          <w:docGrid w:linePitch="360"/>
-        </w:sectPr>
-      </w:pPr>
-    </w:p>
-    <w:p>
-      <w:pPr>
-        <w:pBdr>
-          <w:bottom w:val="single" w:sz="6" w:space="6" w:color="A6A6A6"/>
-        </w:pBdr>
-      </w:pPr>
-    </w:p>
-    <w:p/>
-    <w:p>
-      <w:pPr>
-        <w:spacing w:after="60"/>
-      </w:pPr>
-      <w:r>
-        <w:rPr>
-          <w:rFonts w:ascii="Times New Roman" w:hAnsi="Times New Roman"/>
-          <w:b/>
-          <w:sz w:val="26"/>
-        </w:rPr>
-        <w:t>12. Space junk falls to Earth faster when sunspots peak, reshaping satellite collision forecasts</w:t>
-      </w:r>
-    </w:p>
-    <w:p>
-      <w:pPr>
-        <w:spacing w:after="60"/>
-      </w:pPr>
-      <w:r>
-        <w:rPr>
-          <w:rFonts w:ascii="Times New Roman" w:hAnsi="Times New Roman"/>
-          <w:i/>
-          <w:sz w:val="20"/>
-        </w:rPr>
-        <w:t>Space News - Space, Astronomy, Space Exploration</w:t>
-      </w:r>
-    </w:p>
-    <w:p>
-      <w:pPr>
-        <w:spacing w:after="80"/>
-        <w:jc w:val="left"/>
-      </w:pPr>
-      <w:hyperlink r:id="rId26">
-        <w:r>
-          <w:rPr>
-            <w:color w:val="0000FF"/>
-            <w:u w:val="single"/>
-          </w:rPr>
-          <w:t>Read more</w:t>
-        </w:r>
-      </w:hyperlink>
-    </w:p>
-    <w:p>
-      <w:pPr>
-        <w:spacing w:after="120"/>
-        <w:jc w:val="center"/>
-      </w:pPr>
-      <w:r>
-        <w:drawing>
-          <wp:inline xmlns:a="http://schemas.openxmlformats.org/drawingml/2006/main" xmlns:pic="http://schemas.openxmlformats.org/drawingml/2006/picture">
-            <wp:extent cx="4389120" cy="4389120"/>
-            <wp:docPr id="6" name="Picture 6"/>
-            <wp:cNvGraphicFramePr>
-              <a:graphicFrameLocks noChangeAspect="1"/>
-            </wp:cNvGraphicFramePr>
-            <a:graphic>
-              <a:graphicData uri="http://schemas.openxmlformats.org/drawingml/2006/picture">
-                <pic:pic>
-                  <pic:nvPicPr>
-                    <pic:cNvPr id="0" name="image.jpg"/>
-                    <pic:cNvPicPr/>
-                  </pic:nvPicPr>
-                  <pic:blipFill>
-                    <a:blip r:embed="rId27"/>
-                    <a:stretch>
-                      <a:fillRect/>
-                    </a:stretch>
-                  </pic:blipFill>
-                  <pic:spPr>
-                    <a:xfrm>
-                      <a:off x="0" y="0"/>
-                      <a:ext cx="4389120" cy="4389120"/>
-                    </a:xfrm>
-                    <a:prstGeom prst="rect"/>
-                  </pic:spPr>
-                </pic:pic>
-              </a:graphicData>
-            </a:graphic>
-          </wp:inline>
-        </w:drawing>
-      </w:r>
-    </w:p>
-    <w:p>
-      <w:pPr>
-        <w:sectPr>
-          <w:type w:val="continuous"/>
-          <w:pgSz w:w="12240" w:h="15840"/>
-          <w:pgMar w:top="864" w:right="1008" w:bottom="864" w:left="1008" w:header="720" w:footer="720" w:gutter="0"/>
-          <w:cols w:space="360" w:num="1"/>
-          <w:docGrid w:linePitch="360"/>
-        </w:sectPr>
-      </w:pPr>
-    </w:p>
-    <w:p>
-      <w:pPr>
-        <w:spacing w:after="80" w:line="264" w:lineRule="auto"/>
-        <w:jc w:val="both"/>
-      </w:pPr>
-      <w:r>
-        <w:rPr>
-          <w:rFonts w:ascii="Times New Roman" w:hAnsi="Times New Roman"/>
-          <w:sz w:val="21"/>
-        </w:rPr>
-        <w:t>Solar emissions exert 'drag' on space junk orbiting Earth. From historical measurements across a period of 36 years, researchers have now shown that space junk begins to fall down much faster once the sun's activity across the solar cycle reaches approximately 67% of its peak. This result, which is expected to hold for station-keeping satellites too, is important for better pla...</w:t>
-      </w:r>
-    </w:p>
-    <w:p>
-      <w:pPr>
-        <w:sectPr>
-          <w:type w:val="continuous"/>
-          <w:pgSz w:w="12240" w:h="15840"/>
-          <w:pgMar w:top="864" w:right="1008" w:bottom="864" w:left="1008" w:header="720" w:footer="720" w:gutter="0"/>
-          <w:cols w:space="360" w:num="2"/>
-          <w:docGrid w:linePitch="360"/>
-        </w:sectPr>
-      </w:pPr>
-    </w:p>
-    <w:p>
-      <w:pPr>
-        <w:pBdr>
-          <w:bottom w:val="single" w:sz="6" w:space="6" w:color="A6A6A6"/>
-        </w:pBdr>
-      </w:pPr>
-    </w:p>
-    <w:p/>
-    <w:p>
-      <w:pPr>
-        <w:spacing w:after="60"/>
-      </w:pPr>
-      <w:r>
-        <w:rPr>
-          <w:rFonts w:ascii="Times New Roman" w:hAnsi="Times New Roman"/>
-          <w:b/>
-          <w:sz w:val="26"/>
-        </w:rPr>
-        <w:t>13. Drone killer launches thin metal chains to take down enemy UAVs in seconds</w:t>
-      </w:r>
-    </w:p>
-    <w:p>
-      <w:pPr>
-        <w:spacing w:after="60"/>
-      </w:pPr>
-      <w:r>
-        <w:rPr>
-          <w:rFonts w:ascii="Times New Roman" w:hAnsi="Times New Roman"/>
-          <w:i/>
-          <w:sz w:val="20"/>
-        </w:rPr>
-        <w:t>Interesting Engineering</w:t>
-      </w:r>
-    </w:p>
-    <w:p>
-      <w:pPr>
-        <w:spacing w:after="80"/>
-        <w:jc w:val="left"/>
-      </w:pPr>
-      <w:hyperlink r:id="rId28">
-        <w:r>
-          <w:rPr>
-            <w:color w:val="0000FF"/>
-            <w:u w:val="single"/>
-          </w:rPr>
-          <w:t>Read more</w:t>
-        </w:r>
-      </w:hyperlink>
-    </w:p>
-    <w:p>
-      <w:pPr>
-        <w:sectPr>
-          <w:type w:val="continuous"/>
-          <w:pgSz w:w="12240" w:h="15840"/>
-          <w:pgMar w:top="864" w:right="1008" w:bottom="864" w:left="1008" w:header="720" w:footer="720" w:gutter="0"/>
-          <w:cols w:space="360" w:num="1"/>
-          <w:docGrid w:linePitch="360"/>
-        </w:sectPr>
-      </w:pPr>
-    </w:p>
-    <w:p>
-      <w:pPr>
-        <w:spacing w:after="80" w:line="264" w:lineRule="auto"/>
-        <w:jc w:val="both"/>
-      </w:pPr>
-      <w:r>
-        <w:rPr>
-          <w:rFonts w:ascii="Times New Roman" w:hAnsi="Times New Roman"/>
-          <w:sz w:val="21"/>
-        </w:rPr>
-        <w:t>Researchers in Germany have developed a new drone interceptor that uses thin metal chains to disable unmanned aerial vehicles (UAVs) midair by tangling their spinning rotors. The concept was made by scientists at the Karlsruhe Institute of Technology (KIT). It adapts the physics behind the traditional South American bola weapon into a modern drone defense technology designed for short-range interception. The system works by firing lightweight, thin metal chains towards incoming UAVs. Once the chains make contact, they reportedly wrap around the drone body and rotors. This way, they prevent the propellers from spinning and force the aircraft into a controlled crash. "We use a well-known physical principle similar to the bola used by shepherds in South America and adapt it specifically for drone defense," Claus Mattheck, PhD, a distinguished senior fellow at KIT's Institute for Applied Materials, who created the method together with external partners, pointed out. An anti-drone chain system Drones have recently become an increasing concern in both military and civilian environments. They pose a particular threat to airports, industrial facilities, and critical infrastructure. Meanwhile, Germany has recorded repeated sightings of drones near sensitive locations in recent years. In 2025 alone, the country reported more than 1,000 suspicious drone incidents, according to the Federal Criminal Police Office (BKA). To address the issue, the KIT researchers built a low-cost interception system that could be deployed without sophisticated electronics or even explosive projectiles. "Instead of balls attached to ropes, we use thin chains, which proved superior in simulation calculations," Mattheck explained. As the chains strike the drone, they rapidly coil around the aircraft structure and spinning rotor blades. Once entangled, the propellers lose mobility, causing the UAV to fall from the sky. "Upon contact, the chains wrap around the drone's body and rotors," Mattheck continued. "As a result, the rotors lose mobility and the drone crashes." The team believes that the approach could offer a simpler and potentially safer alternative to conventional anti-drone systems. They said that existing counter-drone technologies often cost too much, rely on complex systems, and even face deployment limitations. Simulations and live tests To evaluate the drone interceptor, the engineers carried out computer simulations and analyzed how metal chains between three and four millimeters thick behaved when colliding with model drones. Their calculations analyzed factors including geometry, friction, as well as motion dynamics to find out how effectively the chains could wrap around drone rotors during flight. "We verified the fundamental suitability of the method through these computer simulations," Mattheck said. "One particular advantage of chains as projectiles is that, when falling, they pose less risk of collateral damage than a compact projectile of the same mass," he concluded in a press release. "Further verification was carried out experimentally through firing tests at the Ballistics Center in Sternenfels." The researchers now aim to expand field testing to evaluate the interceptor under a wider range of operational conditions. If future trials prove successful, the team believes industry partners could move the concept toward practical deployment. The results of the simulations and initial tests have been published in Aerospace &amp; Defence and Konstruktionspraxis.</w:t>
       </w:r>
     </w:p>
     <w:p>
@@ -1556,7 +1584,43 @@
       <w:pBdr>
         <w:top w:val="single" w:sz="6" w:space="4" w:color="D9D9D9"/>
       </w:pBdr>
-    </w:pPr>
+      <w:pBdr>
+        <w:top w:val="single" w:sz="6" w:space="4" w:color="D9D9D9"/>
+      </w:pBdr>
+      <w:pBdr>
+        <w:top w:val="single" w:sz="6" w:space="4" w:color="D9D9D9"/>
+      </w:pBdr>
+      <w:pBdr>
+        <w:top w:val="single" w:sz="6" w:space="4" w:color="D9D9D9"/>
+      </w:pBdr>
+      <w:pBdr>
+        <w:top w:val="single" w:sz="6" w:space="4" w:color="D9D9D9"/>
+      </w:pBdr>
+    </w:pPr>
+    <w:r>
+      <w:rPr>
+        <w:rFonts w:ascii="Times New Roman" w:hAnsi="Times New Roman"/>
+        <w:sz w:val="18"/>
+      </w:rPr>
+    </w:r>
+    <w:r>
+      <w:rPr>
+        <w:rFonts w:ascii="Times New Roman" w:hAnsi="Times New Roman"/>
+        <w:sz w:val="18"/>
+      </w:rPr>
+    </w:r>
+    <w:r>
+      <w:rPr>
+        <w:rFonts w:ascii="Times New Roman" w:hAnsi="Times New Roman"/>
+        <w:sz w:val="18"/>
+      </w:rPr>
+    </w:r>
+    <w:r>
+      <w:rPr>
+        <w:rFonts w:ascii="Times New Roman" w:hAnsi="Times New Roman"/>
+        <w:sz w:val="18"/>
+      </w:rPr>
+    </w:r>
     <w:r>
       <w:rPr>
         <w:rFonts w:ascii="Times New Roman" w:hAnsi="Times New Roman"/>
